--- a/Технический проект.docx
+++ b/Технический проект.docx
@@ -29,7 +29,6 @@
           <w:rFonts w:ascii="Times New Roman" w:hAnsi="Times New Roman" w:cs="Times New Roman"/>
           <w:sz w:val="28"/>
           <w:szCs w:val="28"/>
-          <w:lang w:val="en-US"/>
         </w:rPr>
       </w:pPr>
       <w:r>
@@ -122,9 +121,9 @@
         </w:rPr>
         <w:drawing>
           <wp:inline distT="0" distB="0" distL="0" distR="0">
-            <wp:extent cx="5940425" cy="4439285"/>
-            <wp:effectExtent l="0" t="0" r="3175" b="0"/>
-            <wp:docPr id="1" name="Рисунок 1"/>
+            <wp:extent cx="5940425" cy="4413885"/>
+            <wp:effectExtent l="0" t="0" r="3175" b="5715"/>
+            <wp:docPr id="13" name="Рисунок 13"/>
             <wp:cNvGraphicFramePr>
               <a:graphicFrameLocks xmlns:a="http://schemas.openxmlformats.org/drawingml/2006/main" noChangeAspect="1"/>
             </wp:cNvGraphicFramePr>
@@ -132,7 +131,7 @@
               <a:graphicData uri="http://schemas.openxmlformats.org/drawingml/2006/picture">
                 <pic:pic xmlns:pic="http://schemas.openxmlformats.org/drawingml/2006/picture">
                   <pic:nvPicPr>
-                    <pic:cNvPr id="1" name="IDEF0 diplom.drawio.png"/>
+                    <pic:cNvPr id="13" name="IDEF0 diplom.drawio (1).png"/>
                     <pic:cNvPicPr/>
                   </pic:nvPicPr>
                   <pic:blipFill>
@@ -150,7 +149,7 @@
                   <pic:spPr>
                     <a:xfrm>
                       <a:off x="0" y="0"/>
-                      <a:ext cx="5940425" cy="4439285"/>
+                      <a:ext cx="5940425" cy="4413885"/>
                     </a:xfrm>
                     <a:prstGeom prst="rect">
                       <a:avLst/>
@@ -419,9 +418,9 @@
         </w:rPr>
         <w:drawing>
           <wp:inline distT="0" distB="0" distL="0" distR="0">
-            <wp:extent cx="7310437" cy="4034611"/>
-            <wp:effectExtent l="0" t="0" r="5080" b="4445"/>
-            <wp:docPr id="2" name="Рисунок 2"/>
+            <wp:extent cx="7431793" cy="4101587"/>
+            <wp:effectExtent l="0" t="0" r="0" b="0"/>
+            <wp:docPr id="14" name="Рисунок 14"/>
             <wp:cNvGraphicFramePr>
               <a:graphicFrameLocks xmlns:a="http://schemas.openxmlformats.org/drawingml/2006/main" noChangeAspect="1"/>
             </wp:cNvGraphicFramePr>
@@ -429,7 +428,7 @@
               <a:graphicData uri="http://schemas.openxmlformats.org/drawingml/2006/picture">
                 <pic:pic xmlns:pic="http://schemas.openxmlformats.org/drawingml/2006/picture">
                   <pic:nvPicPr>
-                    <pic:cNvPr id="2" name="IDEF0 крутая diplom.drawio.png"/>
+                    <pic:cNvPr id="14" name="IDEF0 крутая diplom.drawio (1).png"/>
                     <pic:cNvPicPr/>
                   </pic:nvPicPr>
                   <pic:blipFill>
@@ -447,7 +446,7 @@
                   <pic:spPr>
                     <a:xfrm>
                       <a:off x="0" y="0"/>
-                      <a:ext cx="7328725" cy="4044704"/>
+                      <a:ext cx="7461781" cy="4118138"/>
                     </a:xfrm>
                     <a:prstGeom prst="rect">
                       <a:avLst/>
@@ -832,244 +831,31 @@
           <w:szCs w:val="28"/>
         </w:rPr>
         <w:lastRenderedPageBreak/>
-        <w:t>Для описания данных использующихся и получаемых при работе с системой были составлены диаграммы потоков данных в нотации DFD. Контекстная диаграмма потоков данных представлена на рисунке 3.</w:t>
+        <w:t xml:space="preserve">Для описания данных использующихся и получаемых при работе с системой были составлены диаграммы потоков данных в нотации </w:t>
+      </w:r>
+      <w:r>
+        <w:rPr>
+          <w:rFonts w:ascii="Times New Roman" w:hAnsi="Times New Roman" w:cs="Times New Roman"/>
+          <w:sz w:val="28"/>
+          <w:szCs w:val="28"/>
+          <w:lang w:val="en-US"/>
+        </w:rPr>
+        <w:t>DFD</w:t>
+      </w:r>
+      <w:r>
+        <w:rPr>
+          <w:rFonts w:ascii="Times New Roman" w:hAnsi="Times New Roman" w:cs="Times New Roman"/>
+          <w:sz w:val="28"/>
+          <w:szCs w:val="28"/>
+        </w:rPr>
+        <w:t>. Контекстная диаграмма потоков данных представлена на рисунке 4.</w:t>
       </w:r>
     </w:p>
     <w:p>
       <w:pPr>
         <w:keepNext/>
         <w:spacing w:after="0" w:line="360" w:lineRule="auto"/>
-      </w:pPr>
-    </w:p>
-    <w:p>
-      <w:pPr>
-        <w:pStyle w:val="a4"/>
-        <w:jc w:val="center"/>
-        <w:rPr>
-          <w:rFonts w:ascii="Times New Roman" w:hAnsi="Times New Roman" w:cs="Times New Roman"/>
-          <w:i w:val="0"/>
-          <w:iCs w:val="0"/>
-          <w:color w:val="auto"/>
-          <w:sz w:val="28"/>
-          <w:szCs w:val="28"/>
-        </w:rPr>
-      </w:pPr>
-      <w:r>
-        <w:rPr>
-          <w:rFonts w:ascii="Times New Roman" w:hAnsi="Times New Roman" w:cs="Times New Roman"/>
-          <w:i w:val="0"/>
-          <w:iCs w:val="0"/>
-          <w:color w:val="auto"/>
-          <w:sz w:val="28"/>
-          <w:szCs w:val="28"/>
-        </w:rPr>
-        <w:t xml:space="preserve">Рисунок </w:t>
-      </w:r>
-      <w:r>
-        <w:rPr>
-          <w:rFonts w:ascii="Times New Roman" w:hAnsi="Times New Roman" w:cs="Times New Roman"/>
-          <w:i w:val="0"/>
-          <w:iCs w:val="0"/>
-          <w:color w:val="auto"/>
-          <w:sz w:val="28"/>
-          <w:szCs w:val="28"/>
-        </w:rPr>
-        <w:fldChar w:fldCharType="begin"/>
-      </w:r>
-      <w:r>
-        <w:rPr>
-          <w:rFonts w:ascii="Times New Roman" w:hAnsi="Times New Roman" w:cs="Times New Roman"/>
-          <w:i w:val="0"/>
-          <w:iCs w:val="0"/>
-          <w:color w:val="auto"/>
-          <w:sz w:val="28"/>
-          <w:szCs w:val="28"/>
-        </w:rPr>
-        <w:instrText xml:space="preserve"> SEQ Рисунок \* ARABIC </w:instrText>
-      </w:r>
-      <w:r>
-        <w:rPr>
-          <w:rFonts w:ascii="Times New Roman" w:hAnsi="Times New Roman" w:cs="Times New Roman"/>
-          <w:i w:val="0"/>
-          <w:iCs w:val="0"/>
-          <w:color w:val="auto"/>
-          <w:sz w:val="28"/>
-          <w:szCs w:val="28"/>
-        </w:rPr>
-        <w:fldChar w:fldCharType="separate"/>
-      </w:r>
-      <w:r>
-        <w:rPr>
-          <w:rFonts w:ascii="Times New Roman" w:hAnsi="Times New Roman" w:cs="Times New Roman"/>
-          <w:i w:val="0"/>
-          <w:iCs w:val="0"/>
-          <w:noProof/>
-          <w:color w:val="auto"/>
-          <w:sz w:val="28"/>
-          <w:szCs w:val="28"/>
-        </w:rPr>
-        <w:t>3</w:t>
-      </w:r>
-      <w:r>
-        <w:rPr>
-          <w:rFonts w:ascii="Times New Roman" w:hAnsi="Times New Roman" w:cs="Times New Roman"/>
-          <w:i w:val="0"/>
-          <w:iCs w:val="0"/>
-          <w:color w:val="auto"/>
-          <w:sz w:val="28"/>
-          <w:szCs w:val="28"/>
-        </w:rPr>
-        <w:fldChar w:fldCharType="end"/>
-      </w:r>
-      <w:r>
-        <w:rPr>
-          <w:rFonts w:ascii="Times New Roman" w:hAnsi="Times New Roman" w:cs="Times New Roman"/>
-          <w:i w:val="0"/>
-          <w:iCs w:val="0"/>
-          <w:color w:val="auto"/>
-          <w:sz w:val="28"/>
-          <w:szCs w:val="28"/>
-        </w:rPr>
-        <w:t xml:space="preserve"> </w:t>
-      </w:r>
-      <w:r>
-        <w:rPr>
-          <w:rFonts w:ascii="Times New Roman" w:hAnsi="Times New Roman" w:cs="Times New Roman"/>
-          <w:i w:val="0"/>
-          <w:iCs w:val="0"/>
-          <w:color w:val="auto"/>
-          <w:sz w:val="28"/>
-          <w:szCs w:val="28"/>
-        </w:rPr>
-        <w:t>–</w:t>
-      </w:r>
-      <w:r>
-        <w:rPr>
-          <w:rFonts w:ascii="Times New Roman" w:hAnsi="Times New Roman" w:cs="Times New Roman"/>
-          <w:i w:val="0"/>
-          <w:iCs w:val="0"/>
-          <w:color w:val="auto"/>
-          <w:sz w:val="28"/>
-          <w:szCs w:val="28"/>
-        </w:rPr>
-        <w:t xml:space="preserve"> </w:t>
-      </w:r>
-      <w:r>
-        <w:rPr>
-          <w:rFonts w:ascii="Times New Roman" w:hAnsi="Times New Roman" w:cs="Times New Roman"/>
-          <w:i w:val="0"/>
-          <w:iCs w:val="0"/>
-          <w:color w:val="auto"/>
-          <w:sz w:val="28"/>
-          <w:szCs w:val="28"/>
-          <w:lang w:val="en-US"/>
-        </w:rPr>
-        <w:t>IDEF</w:t>
-      </w:r>
-      <w:r>
-        <w:rPr>
-          <w:rFonts w:ascii="Times New Roman" w:hAnsi="Times New Roman" w:cs="Times New Roman"/>
-          <w:i w:val="0"/>
-          <w:iCs w:val="0"/>
-          <w:color w:val="auto"/>
-          <w:sz w:val="28"/>
-          <w:szCs w:val="28"/>
-        </w:rPr>
-        <w:t xml:space="preserve">0 </w:t>
-      </w:r>
-      <w:r>
-        <w:rPr>
-          <w:rFonts w:ascii="Times New Roman" w:hAnsi="Times New Roman" w:cs="Times New Roman"/>
-          <w:i w:val="0"/>
-          <w:iCs w:val="0"/>
-          <w:color w:val="auto"/>
-          <w:sz w:val="28"/>
-          <w:szCs w:val="28"/>
-        </w:rPr>
-        <w:t>диаграмма детализации процесса управления системой</w:t>
-      </w:r>
-    </w:p>
-    <w:p>
-      <w:pPr>
-        <w:spacing w:after="0" w:line="360" w:lineRule="auto"/>
-        <w:ind w:firstLine="851"/>
-        <w:jc w:val="both"/>
-        <w:rPr>
-          <w:rFonts w:ascii="Times New Roman" w:hAnsi="Times New Roman" w:cs="Times New Roman"/>
-          <w:sz w:val="28"/>
-          <w:szCs w:val="28"/>
-        </w:rPr>
-      </w:pPr>
-      <w:r>
-        <w:rPr>
-          <w:rFonts w:ascii="Times New Roman" w:hAnsi="Times New Roman" w:cs="Times New Roman"/>
-          <w:sz w:val="28"/>
-          <w:szCs w:val="28"/>
-        </w:rPr>
-        <w:t>Согласно составленной диаграмме, администратор имеет все описанные ранее возможности для контроля и обеспечения корректного взаимодействия официантов и кухни ресторана.</w:t>
-      </w:r>
-    </w:p>
-    <w:p>
-      <w:pPr>
-        <w:spacing w:after="0" w:line="360" w:lineRule="auto"/>
-        <w:ind w:firstLine="851"/>
-        <w:jc w:val="both"/>
-        <w:rPr>
-          <w:rFonts w:ascii="Times New Roman" w:hAnsi="Times New Roman" w:cs="Times New Roman"/>
-          <w:sz w:val="28"/>
-          <w:szCs w:val="28"/>
-        </w:rPr>
-      </w:pPr>
-      <w:r>
-        <w:rPr>
-          <w:rFonts w:ascii="Times New Roman" w:hAnsi="Times New Roman" w:cs="Times New Roman"/>
-          <w:sz w:val="28"/>
-          <w:szCs w:val="28"/>
-        </w:rPr>
-        <w:t>Разграничение функциональных возможностей ролей в системе обеспечивается наличием авторизации каждого пользователя.</w:t>
-      </w:r>
-    </w:p>
-    <w:p>
-      <w:pPr>
-        <w:spacing w:after="0" w:line="360" w:lineRule="auto"/>
-        <w:ind w:firstLine="851"/>
-        <w:jc w:val="both"/>
-        <w:rPr>
-          <w:rFonts w:ascii="Times New Roman" w:hAnsi="Times New Roman" w:cs="Times New Roman"/>
-          <w:sz w:val="28"/>
-          <w:szCs w:val="28"/>
-        </w:rPr>
-      </w:pPr>
-      <w:r>
-        <w:rPr>
-          <w:rFonts w:ascii="Times New Roman" w:hAnsi="Times New Roman" w:cs="Times New Roman"/>
-          <w:sz w:val="28"/>
-          <w:szCs w:val="28"/>
-        </w:rPr>
-        <w:t xml:space="preserve">Для описания данных использующихся и получаемых при работе с системой были составлены диаграммы потоков данных в нотации </w:t>
-      </w:r>
-      <w:r>
-        <w:rPr>
-          <w:rFonts w:ascii="Times New Roman" w:hAnsi="Times New Roman" w:cs="Times New Roman"/>
-          <w:sz w:val="28"/>
-          <w:szCs w:val="28"/>
-          <w:lang w:val="en-US"/>
-        </w:rPr>
-        <w:t>DFD</w:t>
-      </w:r>
-      <w:r>
-        <w:rPr>
-          <w:rFonts w:ascii="Times New Roman" w:hAnsi="Times New Roman" w:cs="Times New Roman"/>
-          <w:sz w:val="28"/>
-          <w:szCs w:val="28"/>
-        </w:rPr>
-        <w:t>. Контекстная диаграмма потоков данных представлена на рисунке 4.</w:t>
-      </w:r>
-    </w:p>
-    <w:p>
-      <w:pPr>
-        <w:keepNext/>
-        <w:spacing w:after="0" w:line="360" w:lineRule="auto"/>
+        <w:ind w:left="-851"/>
       </w:pPr>
       <w:r>
         <w:rPr>
@@ -1078,9 +864,9 @@
         </w:rPr>
         <w:drawing>
           <wp:inline distT="0" distB="0" distL="0" distR="0">
-            <wp:extent cx="5940425" cy="3867785"/>
-            <wp:effectExtent l="0" t="0" r="3175" b="0"/>
-            <wp:docPr id="3" name="Рисунок 3"/>
+            <wp:extent cx="6494345" cy="4228440"/>
+            <wp:effectExtent l="0" t="0" r="1905" b="1270"/>
+            <wp:docPr id="15" name="Рисунок 15"/>
             <wp:cNvGraphicFramePr>
               <a:graphicFrameLocks xmlns:a="http://schemas.openxmlformats.org/drawingml/2006/main" noChangeAspect="1"/>
             </wp:cNvGraphicFramePr>
@@ -1088,7 +874,7 @@
               <a:graphicData uri="http://schemas.openxmlformats.org/drawingml/2006/picture">
                 <pic:pic xmlns:pic="http://schemas.openxmlformats.org/drawingml/2006/picture">
                   <pic:nvPicPr>
-                    <pic:cNvPr id="3" name="DFD.drawio (1).png"/>
+                    <pic:cNvPr id="15" name="DFD.drawio (2).png"/>
                     <pic:cNvPicPr/>
                   </pic:nvPicPr>
                   <pic:blipFill>
@@ -1106,7 +892,7 @@
                   <pic:spPr>
                     <a:xfrm>
                       <a:off x="0" y="0"/>
-                      <a:ext cx="5940425" cy="3867785"/>
+                      <a:ext cx="6500717" cy="4232589"/>
                     </a:xfrm>
                     <a:prstGeom prst="rect">
                       <a:avLst/>
@@ -1272,16 +1058,7 @@
           <w:sz w:val="28"/>
           <w:szCs w:val="28"/>
         </w:rPr>
-        <w:t xml:space="preserve">Согласно составленной диаграмме, пользователь при взаимодействии с системой вводит данные задач, заметок, событий и привычек, а также выполняет поисковые запросы. В ответ система предоставляет </w:t>
-      </w:r>
-      <w:r>
-        <w:rPr>
-          <w:rFonts w:ascii="Times New Roman" w:hAnsi="Times New Roman" w:cs="Times New Roman"/>
-          <w:sz w:val="28"/>
-          <w:szCs w:val="28"/>
-        </w:rPr>
-        <w:lastRenderedPageBreak/>
-        <w:t>упорядоченную информацию, уведомления, аналитические отчеты и синхронизированные данные с внешними сервисами.</w:t>
+        <w:t>Согласно составленной диаграмме, пользователь при взаимодействии с системой вводит данные задач, заметок, событий и привычек, а также выполняет поисковые запросы. В ответ система предоставляет упорядоченную информацию, уведомления, аналитические отчеты и синхронизированные данные с внешними сервисами.</w:t>
       </w:r>
     </w:p>
     <w:p>
@@ -1465,6 +1242,7 @@
           <w:sz w:val="28"/>
           <w:szCs w:val="28"/>
         </w:rPr>
+        <w:lastRenderedPageBreak/>
         <w:t>трекинг привычек;</w:t>
       </w:r>
     </w:p>
@@ -1559,9 +1337,9 @@
         </w:rPr>
         <w:drawing>
           <wp:inline distT="0" distB="0" distL="0" distR="0">
-            <wp:extent cx="7319954" cy="1690123"/>
-            <wp:effectExtent l="0" t="0" r="0" b="5715"/>
-            <wp:docPr id="5" name="Рисунок 5"/>
+            <wp:extent cx="7445495" cy="1723089"/>
+            <wp:effectExtent l="0" t="0" r="3175" b="0"/>
+            <wp:docPr id="16" name="Рисунок 16"/>
             <wp:cNvGraphicFramePr>
               <a:graphicFrameLocks xmlns:a="http://schemas.openxmlformats.org/drawingml/2006/main" noChangeAspect="1"/>
             </wp:cNvGraphicFramePr>
@@ -1569,7 +1347,7 @@
               <a:graphicData uri="http://schemas.openxmlformats.org/drawingml/2006/picture">
                 <pic:pic xmlns:pic="http://schemas.openxmlformats.org/drawingml/2006/picture">
                   <pic:nvPicPr>
-                    <pic:cNvPr id="5" name="11.png"/>
+                    <pic:cNvPr id="16" name="diagram.png"/>
                     <pic:cNvPicPr/>
                   </pic:nvPicPr>
                   <pic:blipFill>
@@ -1587,7 +1365,7 @@
                   <pic:spPr>
                     <a:xfrm>
                       <a:off x="0" y="0"/>
-                      <a:ext cx="7363543" cy="1700187"/>
+                      <a:ext cx="7488005" cy="1732927"/>
                     </a:xfrm>
                     <a:prstGeom prst="rect">
                       <a:avLst/>
@@ -1699,17 +1477,7 @@
           <w:sz w:val="28"/>
           <w:szCs w:val="28"/>
         </w:rPr>
-        <w:t xml:space="preserve">На рисунке 6 представлена BPMN-модель процесса работы с проектами. Целью данного процесса является организация задач в проекты с отслеживанием общего прогресса. Пользователь определяет цель проекта, </w:t>
-      </w:r>
-      <w:r>
-        <w:rPr>
-          <w:rFonts w:ascii="Times New Roman" w:hAnsi="Times New Roman" w:cs="Times New Roman"/>
-          <w:noProof/>
-          <w:sz w:val="28"/>
-          <w:szCs w:val="28"/>
-        </w:rPr>
-        <w:lastRenderedPageBreak/>
-        <w:t>создает структуру, добавляет задачи и устанавливает вехи. Система автоматически рассчитывает зависимости и прогресс выполнения.</w:t>
+        <w:t>На рисунке 6 представлена BPMN-модель процесса работы с проектами. Целью данного процесса является организация задач в проекты с отслеживанием общего прогресса. Пользователь определяет цель проекта, создает структуру, добавляет задачи и устанавливает вехи. Система автоматически рассчитывает зависимости и прогресс выполнения.</w:t>
       </w:r>
     </w:p>
     <w:p>
@@ -1724,9 +1492,9 @@
         </w:rPr>
         <w:drawing>
           <wp:inline distT="0" distB="0" distL="0" distR="0">
-            <wp:extent cx="7402168" cy="1257300"/>
-            <wp:effectExtent l="0" t="0" r="8890" b="0"/>
-            <wp:docPr id="6" name="Рисунок 6"/>
+            <wp:extent cx="7475294" cy="1083538"/>
+            <wp:effectExtent l="0" t="0" r="0" b="2540"/>
+            <wp:docPr id="17" name="Рисунок 17"/>
             <wp:cNvGraphicFramePr>
               <a:graphicFrameLocks xmlns:a="http://schemas.openxmlformats.org/drawingml/2006/main" noChangeAspect="1"/>
             </wp:cNvGraphicFramePr>
@@ -1734,7 +1502,7 @@
               <a:graphicData uri="http://schemas.openxmlformats.org/drawingml/2006/picture">
                 <pic:pic xmlns:pic="http://schemas.openxmlformats.org/drawingml/2006/picture">
                   <pic:nvPicPr>
-                    <pic:cNvPr id="6" name="22.png"/>
+                    <pic:cNvPr id="17" name="diagram (1).png"/>
                     <pic:cNvPicPr/>
                   </pic:nvPicPr>
                   <pic:blipFill>
@@ -1752,7 +1520,7 @@
                   <pic:spPr>
                     <a:xfrm>
                       <a:off x="0" y="0"/>
-                      <a:ext cx="7465056" cy="1267982"/>
+                      <a:ext cx="7627131" cy="1105547"/>
                     </a:xfrm>
                     <a:prstGeom prst="rect">
                       <a:avLst/>
@@ -1864,7 +1632,17 @@
           <w:sz w:val="28"/>
           <w:szCs w:val="28"/>
         </w:rPr>
-        <w:t>На рисунке 7 представлена BPMN-модель процесса работы с заметками. Целью данного процесса является создание структурированных заметок с использованием шаблонов. Пользователь выбирает тип шаблона, заполняет содержание, при необходимости прикрепляет файлы и добавляет теги. Система сохраняет заметку, рассчитывает статистику и индексирует для поиска.</w:t>
+        <w:t xml:space="preserve">На рисунке 7 представлена BPMN-модель процесса работы с заметками. Целью данного процесса является создание структурированных заметок с использованием шаблонов. Пользователь выбирает тип шаблона, </w:t>
+      </w:r>
+      <w:r>
+        <w:rPr>
+          <w:rFonts w:ascii="Times New Roman" w:hAnsi="Times New Roman" w:cs="Times New Roman"/>
+          <w:noProof/>
+          <w:sz w:val="28"/>
+          <w:szCs w:val="28"/>
+        </w:rPr>
+        <w:lastRenderedPageBreak/>
+        <w:t>заполняет содержание, при необходимости прикрепляет файлы и добавляет теги. Система сохраняет заметку, рассчитывает статистику и индексирует для поиска.</w:t>
       </w:r>
     </w:p>
     <w:p>
@@ -1894,9 +1672,9 @@
         </w:rPr>
         <w:drawing>
           <wp:inline distT="0" distB="0" distL="0" distR="0">
-            <wp:extent cx="7433842" cy="1395385"/>
-            <wp:effectExtent l="0" t="0" r="0" b="0"/>
-            <wp:docPr id="7" name="Рисунок 7"/>
+            <wp:extent cx="7390437" cy="1178678"/>
+            <wp:effectExtent l="0" t="0" r="1270" b="2540"/>
+            <wp:docPr id="18" name="Рисунок 18"/>
             <wp:cNvGraphicFramePr>
               <a:graphicFrameLocks xmlns:a="http://schemas.openxmlformats.org/drawingml/2006/main" noChangeAspect="1"/>
             </wp:cNvGraphicFramePr>
@@ -1904,7 +1682,7 @@
               <a:graphicData uri="http://schemas.openxmlformats.org/drawingml/2006/picture">
                 <pic:pic xmlns:pic="http://schemas.openxmlformats.org/drawingml/2006/picture">
                   <pic:nvPicPr>
-                    <pic:cNvPr id="7" name="33.png"/>
+                    <pic:cNvPr id="18" name="diagram (2).png"/>
                     <pic:cNvPicPr/>
                   </pic:nvPicPr>
                   <pic:blipFill>
@@ -1922,7 +1700,7 @@
                   <pic:spPr>
                     <a:xfrm>
                       <a:off x="0" y="0"/>
-                      <a:ext cx="7616931" cy="1429752"/>
+                      <a:ext cx="7479369" cy="1192861"/>
                     </a:xfrm>
                     <a:prstGeom prst="rect">
                       <a:avLst/>
@@ -2047,12 +1825,11 @@
           <w:noProof/>
           <w:lang w:eastAsia="ru-RU"/>
         </w:rPr>
-        <w:lastRenderedPageBreak/>
         <w:drawing>
           <wp:inline distT="0" distB="0" distL="0" distR="0">
-            <wp:extent cx="7367406" cy="1609725"/>
-            <wp:effectExtent l="0" t="0" r="5080" b="0"/>
-            <wp:docPr id="8" name="Рисунок 8"/>
+            <wp:extent cx="7428655" cy="1844657"/>
+            <wp:effectExtent l="0" t="0" r="1270" b="3810"/>
+            <wp:docPr id="19" name="Рисунок 19"/>
             <wp:cNvGraphicFramePr>
               <a:graphicFrameLocks xmlns:a="http://schemas.openxmlformats.org/drawingml/2006/main" noChangeAspect="1"/>
             </wp:cNvGraphicFramePr>
@@ -2060,11 +1837,11 @@
               <a:graphicData uri="http://schemas.openxmlformats.org/drawingml/2006/picture">
                 <pic:pic xmlns:pic="http://schemas.openxmlformats.org/drawingml/2006/picture">
                   <pic:nvPicPr>
-                    <pic:cNvPr id="8" name="44.png"/>
+                    <pic:cNvPr id="19" name="diagram (3).png"/>
                     <pic:cNvPicPr/>
                   </pic:nvPicPr>
                   <pic:blipFill>
-                    <a:blip r:embed="rId11" cstate="print">
+                    <a:blip r:embed="rId11">
                       <a:extLst>
                         <a:ext uri="{28A0092B-C50C-407E-A947-70E740481C1C}">
                           <a14:useLocalDpi xmlns:a14="http://schemas.microsoft.com/office/drawing/2010/main" val="0"/>
@@ -2078,7 +1855,7 @@
                   <pic:spPr>
                     <a:xfrm>
                       <a:off x="0" y="0"/>
-                      <a:ext cx="7428099" cy="1622986"/>
+                      <a:ext cx="7481521" cy="1857784"/>
                     </a:xfrm>
                     <a:prstGeom prst="rect">
                       <a:avLst/>
@@ -2203,11 +1980,12 @@
           <w:noProof/>
           <w:lang w:eastAsia="ru-RU"/>
         </w:rPr>
+        <w:lastRenderedPageBreak/>
         <w:drawing>
           <wp:inline distT="0" distB="0" distL="0" distR="0">
-            <wp:extent cx="7491241" cy="1538287"/>
-            <wp:effectExtent l="0" t="0" r="0" b="5080"/>
-            <wp:docPr id="9" name="Рисунок 9"/>
+            <wp:extent cx="7394440" cy="1215676"/>
+            <wp:effectExtent l="0" t="0" r="0" b="3810"/>
+            <wp:docPr id="20" name="Рисунок 20"/>
             <wp:cNvGraphicFramePr>
               <a:graphicFrameLocks xmlns:a="http://schemas.openxmlformats.org/drawingml/2006/main" noChangeAspect="1"/>
             </wp:cNvGraphicFramePr>
@@ -2215,7 +1993,7 @@
               <a:graphicData uri="http://schemas.openxmlformats.org/drawingml/2006/picture">
                 <pic:pic xmlns:pic="http://schemas.openxmlformats.org/drawingml/2006/picture">
                   <pic:nvPicPr>
-                    <pic:cNvPr id="9" name="55.png"/>
+                    <pic:cNvPr id="20" name="diagram (4).png"/>
                     <pic:cNvPicPr/>
                   </pic:nvPicPr>
                   <pic:blipFill>
@@ -2233,7 +2011,7 @@
                   <pic:spPr>
                     <a:xfrm>
                       <a:off x="0" y="0"/>
-                      <a:ext cx="7529774" cy="1546200"/>
+                      <a:ext cx="7430920" cy="1221673"/>
                     </a:xfrm>
                     <a:prstGeom prst="rect">
                       <a:avLst/>
@@ -2360,9 +2138,9 @@
         </w:rPr>
         <w:drawing>
           <wp:inline distT="0" distB="0" distL="0" distR="0">
-            <wp:extent cx="7405687" cy="1687753"/>
-            <wp:effectExtent l="0" t="0" r="5080" b="8255"/>
-            <wp:docPr id="10" name="Рисунок 10"/>
+            <wp:extent cx="7444953" cy="1194535"/>
+            <wp:effectExtent l="0" t="0" r="3810" b="5715"/>
+            <wp:docPr id="21" name="Рисунок 21"/>
             <wp:cNvGraphicFramePr>
               <a:graphicFrameLocks xmlns:a="http://schemas.openxmlformats.org/drawingml/2006/main" noChangeAspect="1"/>
             </wp:cNvGraphicFramePr>
@@ -2370,7 +2148,7 @@
               <a:graphicData uri="http://schemas.openxmlformats.org/drawingml/2006/picture">
                 <pic:pic xmlns:pic="http://schemas.openxmlformats.org/drawingml/2006/picture">
                   <pic:nvPicPr>
-                    <pic:cNvPr id="10" name="66.png"/>
+                    <pic:cNvPr id="21" name="diagram (5).png"/>
                     <pic:cNvPicPr/>
                   </pic:nvPicPr>
                   <pic:blipFill>
@@ -2388,7 +2166,7 @@
                   <pic:spPr>
                     <a:xfrm>
                       <a:off x="0" y="0"/>
-                      <a:ext cx="7468587" cy="1702088"/>
+                      <a:ext cx="7555091" cy="1212206"/>
                     </a:xfrm>
                     <a:prstGeom prst="rect">
                       <a:avLst/>
@@ -2507,7 +2285,6 @@
           <w:sz w:val="28"/>
           <w:szCs w:val="28"/>
         </w:rPr>
-        <w:lastRenderedPageBreak/>
         <w:t>На рисунке 11 представлена BPMN-модель процесса формирования тепловой карты занятости. Целью данного процесса является визуализация загруженности пользователя. Система автоматически собирает данные о событиях и задачах, рассчитывает занятость по часам и дням, применяет цветовую градацию и обновляет визуализацию.</w:t>
       </w:r>
     </w:p>
@@ -2522,9 +2299,9 @@
         </w:rPr>
         <w:drawing>
           <wp:inline distT="0" distB="0" distL="0" distR="0">
-            <wp:extent cx="7440655" cy="1562100"/>
-            <wp:effectExtent l="0" t="0" r="8255" b="0"/>
-            <wp:docPr id="11" name="Рисунок 11"/>
+            <wp:extent cx="7304085" cy="1053256"/>
+            <wp:effectExtent l="0" t="0" r="0" b="0"/>
+            <wp:docPr id="22" name="Рисунок 22"/>
             <wp:cNvGraphicFramePr>
               <a:graphicFrameLocks xmlns:a="http://schemas.openxmlformats.org/drawingml/2006/main" noChangeAspect="1"/>
             </wp:cNvGraphicFramePr>
@@ -2532,11 +2309,11 @@
               <a:graphicData uri="http://schemas.openxmlformats.org/drawingml/2006/picture">
                 <pic:pic xmlns:pic="http://schemas.openxmlformats.org/drawingml/2006/picture">
                   <pic:nvPicPr>
-                    <pic:cNvPr id="11" name="77.png"/>
+                    <pic:cNvPr id="22" name="diagram (6).png"/>
                     <pic:cNvPicPr/>
                   </pic:nvPicPr>
                   <pic:blipFill>
-                    <a:blip r:embed="rId14" cstate="print">
+                    <a:blip r:embed="rId14">
                       <a:extLst>
                         <a:ext uri="{28A0092B-C50C-407E-A947-70E740481C1C}">
                           <a14:useLocalDpi xmlns:a14="http://schemas.microsoft.com/office/drawing/2010/main" val="0"/>
@@ -2550,7 +2327,7 @@
                   <pic:spPr>
                     <a:xfrm>
                       <a:off x="0" y="0"/>
-                      <a:ext cx="7462406" cy="1566666"/>
+                      <a:ext cx="7644768" cy="1102383"/>
                     </a:xfrm>
                     <a:prstGeom prst="rect">
                       <a:avLst/>
@@ -3050,16 +2827,83 @@
           <w:sz w:val="28"/>
           <w:szCs w:val="28"/>
         </w:rPr>
-        <w:t>Для реализации проекта была выбрана клиент-серверная модульная монолитная архитектура. Такой подход позволяет разделить монолитный код на модули с определенными границами, которые могут разрабатываться отдельно и отвечают за определ</w:t>
-      </w:r>
-      <w:r>
-        <w:rPr>
-          <w:rFonts w:ascii="Times New Roman" w:hAnsi="Times New Roman" w:cs="Times New Roman"/>
-          <w:noProof/>
-          <w:sz w:val="28"/>
-          <w:szCs w:val="28"/>
-        </w:rPr>
-        <w:t>енную область функциональности.</w:t>
+        <w:t>Диаграмма архитектуры представлена на рисунке 13.</w:t>
+      </w:r>
+    </w:p>
+    <w:p>
+      <w:pPr>
+        <w:spacing w:after="0" w:line="360" w:lineRule="auto"/>
+        <w:ind w:left="-426" w:hanging="426"/>
+        <w:jc w:val="both"/>
+        <w:rPr>
+          <w:rFonts w:ascii="Times New Roman" w:hAnsi="Times New Roman" w:cs="Times New Roman"/>
+          <w:noProof/>
+          <w:sz w:val="28"/>
+          <w:szCs w:val="28"/>
+        </w:rPr>
+      </w:pPr>
+      <w:r>
+        <w:rPr>
+          <w:noProof/>
+          <w:lang w:eastAsia="ru-RU"/>
+        </w:rPr>
+        <w:drawing>
+          <wp:inline distT="0" distB="0" distL="0" distR="0" wp14:anchorId="16006A78" wp14:editId="67F049DA">
+            <wp:extent cx="6546456" cy="4624856"/>
+            <wp:effectExtent l="0" t="0" r="6985" b="4445"/>
+            <wp:docPr id="1" name="Рисунок 1"/>
+            <wp:cNvGraphicFramePr>
+              <a:graphicFrameLocks xmlns:a="http://schemas.openxmlformats.org/drawingml/2006/main" noChangeAspect="1"/>
+            </wp:cNvGraphicFramePr>
+            <a:graphic xmlns:a="http://schemas.openxmlformats.org/drawingml/2006/main">
+              <a:graphicData uri="http://schemas.openxmlformats.org/drawingml/2006/picture">
+                <pic:pic xmlns:pic="http://schemas.openxmlformats.org/drawingml/2006/picture">
+                  <pic:nvPicPr>
+                    <pic:cNvPr id="1" name=""/>
+                    <pic:cNvPicPr/>
+                  </pic:nvPicPr>
+                  <pic:blipFill>
+                    <a:blip r:embed="rId16"/>
+                    <a:stretch>
+                      <a:fillRect/>
+                    </a:stretch>
+                  </pic:blipFill>
+                  <pic:spPr>
+                    <a:xfrm>
+                      <a:off x="0" y="0"/>
+                      <a:ext cx="6560643" cy="4634878"/>
+                    </a:xfrm>
+                    <a:prstGeom prst="rect">
+                      <a:avLst/>
+                    </a:prstGeom>
+                  </pic:spPr>
+                </pic:pic>
+              </a:graphicData>
+            </a:graphic>
+          </wp:inline>
+        </w:drawing>
+      </w:r>
+    </w:p>
+    <w:p>
+      <w:pPr>
+        <w:spacing w:after="0" w:line="360" w:lineRule="auto"/>
+        <w:ind w:left="-426" w:hanging="426"/>
+        <w:jc w:val="center"/>
+        <w:rPr>
+          <w:rFonts w:ascii="Times New Roman" w:hAnsi="Times New Roman" w:cs="Times New Roman"/>
+          <w:noProof/>
+          <w:sz w:val="28"/>
+          <w:szCs w:val="28"/>
+        </w:rPr>
+      </w:pPr>
+      <w:r>
+        <w:rPr>
+          <w:rFonts w:ascii="Times New Roman" w:hAnsi="Times New Roman" w:cs="Times New Roman"/>
+          <w:noProof/>
+          <w:sz w:val="28"/>
+          <w:szCs w:val="28"/>
+        </w:rPr>
+        <w:t>Рисунок 13 – Диаграмма архитектуры</w:t>
       </w:r>
     </w:p>
     <w:p>
@@ -3081,16 +2925,27 @@
           <w:sz w:val="28"/>
           <w:szCs w:val="28"/>
         </w:rPr>
-        <w:t>Система представляет собой единое веб-приложение, содержащее следующие основные модули: модуль управления задачами и проектами, модуль работы с заметками, модуль управления календарем, модуль трекинга привычек, модуль поиска и аналитики, а также модуль синх</w:t>
-      </w:r>
-      <w:r>
-        <w:rPr>
-          <w:rFonts w:ascii="Times New Roman" w:hAnsi="Times New Roman" w:cs="Times New Roman"/>
-          <w:noProof/>
-          <w:sz w:val="28"/>
-          <w:szCs w:val="28"/>
-        </w:rPr>
-        <w:t>ронизации с внешними сервисами.</w:t>
+        <w:t xml:space="preserve">1. </w:t>
+      </w:r>
+      <w:r>
+        <w:rPr>
+          <w:rFonts w:ascii="Times New Roman" w:hAnsi="Times New Roman" w:cs="Times New Roman"/>
+          <w:noProof/>
+          <w:sz w:val="28"/>
+          <w:szCs w:val="28"/>
+        </w:rPr>
+        <w:t>Клиентские устройства: Пользователи взаимодействуют с системой через веб-браузер на разных устройствах (ПК, смартфон, планшет), что соответствует эксплуатационному назн</w:t>
+      </w:r>
+      <w:bookmarkStart w:id="0" w:name="_GoBack"/>
+      <w:bookmarkEnd w:id="0"/>
+      <w:r>
+        <w:rPr>
+          <w:rFonts w:ascii="Times New Roman" w:hAnsi="Times New Roman" w:cs="Times New Roman"/>
+          <w:noProof/>
+          <w:sz w:val="28"/>
+          <w:szCs w:val="28"/>
+        </w:rPr>
+        <w:t>ачению из ТЗ.</w:t>
       </w:r>
     </w:p>
     <w:p>
@@ -3105,24 +2960,6 @@
           <w:szCs w:val="28"/>
         </w:rPr>
       </w:pPr>
-      <w:r>
-        <w:rPr>
-          <w:rFonts w:ascii="Times New Roman" w:hAnsi="Times New Roman" w:cs="Times New Roman"/>
-          <w:noProof/>
-          <w:sz w:val="28"/>
-          <w:szCs w:val="28"/>
-        </w:rPr>
-        <w:t>База данных реализована при помощи СУБД PostgreSQL с четко структурированной схемой, где каждая бизнес-область им</w:t>
-      </w:r>
-      <w:r>
-        <w:rPr>
-          <w:rFonts w:ascii="Times New Roman" w:hAnsi="Times New Roman" w:cs="Times New Roman"/>
-          <w:noProof/>
-          <w:sz w:val="28"/>
-          <w:szCs w:val="28"/>
-        </w:rPr>
-        <w:t>еет свои таблицы и ограничения.</w:t>
-      </w:r>
     </w:p>
     <w:p>
       <w:pPr>
@@ -3143,7 +2980,7 @@
           <w:sz w:val="28"/>
           <w:szCs w:val="28"/>
         </w:rPr>
-        <w:t>Веб-клиент взаимодействует с системой через единый API, который является частью монолитного приложения. Для коммуникации в реальном времени, в частности реализации уведомлений и мгновенных обновлений интерфейса, используется WebSocket соединение, также интегрированное в основное приложение.</w:t>
+        <w:t>2. Серверная инфраструктура:</w:t>
       </w:r>
     </w:p>
     <w:p>
@@ -3158,6 +2995,24 @@
           <w:szCs w:val="28"/>
         </w:rPr>
       </w:pPr>
+      <w:r>
+        <w:rPr>
+          <w:rFonts w:ascii="Times New Roman" w:hAnsi="Times New Roman" w:cs="Times New Roman"/>
+          <w:noProof/>
+          <w:sz w:val="28"/>
+          <w:szCs w:val="28"/>
+        </w:rPr>
+        <w:t>Nginx выступает в роли веб-сервера и обратного прокси, обслуживая статические фай</w:t>
+      </w:r>
+      <w:r>
+        <w:rPr>
+          <w:rFonts w:ascii="Times New Roman" w:hAnsi="Times New Roman" w:cs="Times New Roman"/>
+          <w:noProof/>
+          <w:sz w:val="28"/>
+          <w:szCs w:val="28"/>
+        </w:rPr>
+        <w:t>лы и передавая запросы бэкенду.</w:t>
+      </w:r>
     </w:p>
     <w:p>
       <w:pPr>
@@ -3171,6 +3026,188 @@
           <w:szCs w:val="28"/>
         </w:rPr>
       </w:pPr>
+      <w:r>
+        <w:rPr>
+          <w:rFonts w:ascii="Times New Roman" w:hAnsi="Times New Roman" w:cs="Times New Roman"/>
+          <w:noProof/>
+          <w:sz w:val="28"/>
+          <w:szCs w:val="28"/>
+        </w:rPr>
+        <w:t>Бэкенд-приложение на Python (Django или FastAPI) обрабатывает всю бизнес-логику, предоставляет API для фронтенда и взаимодействует с базой данных и внешними сервисами. Это ядро системы, реализующее все модули (Задачи, Проекты, Календар</w:t>
+      </w:r>
+      <w:r>
+        <w:rPr>
+          <w:rFonts w:ascii="Times New Roman" w:hAnsi="Times New Roman" w:cs="Times New Roman"/>
+          <w:noProof/>
+          <w:sz w:val="28"/>
+          <w:szCs w:val="28"/>
+        </w:rPr>
+        <w:t>ь, Заметки, Привычки, Дашборд).</w:t>
+      </w:r>
+    </w:p>
+    <w:p>
+      <w:pPr>
+        <w:spacing w:after="0" w:line="360" w:lineRule="auto"/>
+        <w:ind w:firstLine="851"/>
+        <w:jc w:val="both"/>
+        <w:rPr>
+          <w:rFonts w:ascii="Times New Roman" w:hAnsi="Times New Roman" w:cs="Times New Roman"/>
+          <w:noProof/>
+          <w:sz w:val="28"/>
+          <w:szCs w:val="28"/>
+        </w:rPr>
+      </w:pPr>
+      <w:r>
+        <w:rPr>
+          <w:rFonts w:ascii="Times New Roman" w:hAnsi="Times New Roman" w:cs="Times New Roman"/>
+          <w:noProof/>
+          <w:sz w:val="28"/>
+          <w:szCs w:val="28"/>
+        </w:rPr>
+        <w:t xml:space="preserve">3. </w:t>
+      </w:r>
+      <w:r>
+        <w:rPr>
+          <w:rFonts w:ascii="Times New Roman" w:hAnsi="Times New Roman" w:cs="Times New Roman"/>
+          <w:noProof/>
+          <w:sz w:val="28"/>
+          <w:szCs w:val="28"/>
+        </w:rPr>
+        <w:t>База данных: PostgreSQL используется для хранения всех данных, как того требуют требования к технологическому стеку и информационн</w:t>
+      </w:r>
+      <w:r>
+        <w:rPr>
+          <w:rFonts w:ascii="Times New Roman" w:hAnsi="Times New Roman" w:cs="Times New Roman"/>
+          <w:noProof/>
+          <w:sz w:val="28"/>
+          <w:szCs w:val="28"/>
+        </w:rPr>
+        <w:t>ому обеспечению.</w:t>
+      </w:r>
+    </w:p>
+    <w:p>
+      <w:pPr>
+        <w:spacing w:after="0" w:line="360" w:lineRule="auto"/>
+        <w:ind w:firstLine="851"/>
+        <w:jc w:val="both"/>
+        <w:rPr>
+          <w:rFonts w:ascii="Times New Roman" w:hAnsi="Times New Roman" w:cs="Times New Roman"/>
+          <w:noProof/>
+          <w:sz w:val="28"/>
+          <w:szCs w:val="28"/>
+        </w:rPr>
+      </w:pPr>
+      <w:r>
+        <w:rPr>
+          <w:rFonts w:ascii="Times New Roman" w:hAnsi="Times New Roman" w:cs="Times New Roman"/>
+          <w:noProof/>
+          <w:sz w:val="28"/>
+          <w:szCs w:val="28"/>
+        </w:rPr>
+        <w:t>4. Внешние API и сервисы:</w:t>
+      </w:r>
+    </w:p>
+    <w:p>
+      <w:pPr>
+        <w:spacing w:after="0" w:line="360" w:lineRule="auto"/>
+        <w:ind w:firstLine="851"/>
+        <w:jc w:val="both"/>
+        <w:rPr>
+          <w:rFonts w:ascii="Times New Roman" w:hAnsi="Times New Roman" w:cs="Times New Roman"/>
+          <w:noProof/>
+          <w:sz w:val="28"/>
+          <w:szCs w:val="28"/>
+        </w:rPr>
+      </w:pPr>
+      <w:r>
+        <w:rPr>
+          <w:rFonts w:ascii="Times New Roman" w:hAnsi="Times New Roman" w:cs="Times New Roman"/>
+          <w:noProof/>
+          <w:sz w:val="28"/>
+          <w:szCs w:val="28"/>
+        </w:rPr>
+        <w:t>Интеграция с Google Calendar и Яндекс.Календарь для двусторонней синхронизации событий, как указано в функциональных требованиях модуля "Календарь". Связь осущест</w:t>
+      </w:r>
+      <w:r>
+        <w:rPr>
+          <w:rFonts w:ascii="Times New Roman" w:hAnsi="Times New Roman" w:cs="Times New Roman"/>
+          <w:noProof/>
+          <w:sz w:val="28"/>
+          <w:szCs w:val="28"/>
+        </w:rPr>
+        <w:t>вляется по протоколу OAuth 2.0.</w:t>
+      </w:r>
+    </w:p>
+    <w:p>
+      <w:pPr>
+        <w:spacing w:after="0" w:line="360" w:lineRule="auto"/>
+        <w:ind w:firstLine="851"/>
+        <w:jc w:val="both"/>
+        <w:rPr>
+          <w:rFonts w:ascii="Times New Roman" w:hAnsi="Times New Roman" w:cs="Times New Roman"/>
+          <w:noProof/>
+          <w:sz w:val="28"/>
+          <w:szCs w:val="28"/>
+        </w:rPr>
+      </w:pPr>
+      <w:r>
+        <w:rPr>
+          <w:rFonts w:ascii="Times New Roman" w:hAnsi="Times New Roman" w:cs="Times New Roman"/>
+          <w:noProof/>
+          <w:sz w:val="28"/>
+          <w:szCs w:val="28"/>
+        </w:rPr>
+        <w:t>Интеграция с Telegram и VK Мессенджер для отправки пользователям уведомлений. Используются соответствующие Bot API, и сервер может как сам отправлять сообщения, так и принимать входящие вебхуки для об</w:t>
+      </w:r>
+      <w:r>
+        <w:rPr>
+          <w:rFonts w:ascii="Times New Roman" w:hAnsi="Times New Roman" w:cs="Times New Roman"/>
+          <w:noProof/>
+          <w:sz w:val="28"/>
+          <w:szCs w:val="28"/>
+        </w:rPr>
+        <w:t>работки команд от пользователя.</w:t>
+      </w:r>
+    </w:p>
+    <w:p>
+      <w:pPr>
+        <w:spacing w:after="0" w:line="360" w:lineRule="auto"/>
+        <w:ind w:firstLine="851"/>
+        <w:jc w:val="both"/>
+        <w:rPr>
+          <w:rFonts w:ascii="Times New Roman" w:hAnsi="Times New Roman" w:cs="Times New Roman"/>
+          <w:noProof/>
+          <w:sz w:val="28"/>
+          <w:szCs w:val="28"/>
+        </w:rPr>
+      </w:pPr>
+      <w:r>
+        <w:rPr>
+          <w:rFonts w:ascii="Times New Roman" w:hAnsi="Times New Roman" w:cs="Times New Roman"/>
+          <w:noProof/>
+          <w:sz w:val="28"/>
+          <w:szCs w:val="28"/>
+        </w:rPr>
+        <w:t>Эта диаграмма</w:t>
+      </w:r>
+      <w:r>
+        <w:rPr>
+          <w:rFonts w:ascii="Times New Roman" w:hAnsi="Times New Roman" w:cs="Times New Roman"/>
+          <w:noProof/>
+          <w:sz w:val="28"/>
+          <w:szCs w:val="28"/>
+        </w:rPr>
+        <w:t xml:space="preserve"> на рисунке 13</w:t>
+      </w:r>
+      <w:r>
+        <w:rPr>
+          <w:rFonts w:ascii="Times New Roman" w:hAnsi="Times New Roman" w:cs="Times New Roman"/>
+          <w:noProof/>
+          <w:sz w:val="28"/>
+          <w:szCs w:val="28"/>
+        </w:rPr>
+        <w:t xml:space="preserve"> наглядно показывает высокоуровневую архитектуру системы, разделение на клиентскую и серверную части, а также ключевые интеграции, которые являются важной частью проекта согласно ТЗ.</w:t>
+      </w:r>
     </w:p>
     <w:p>
       <w:pPr>
@@ -3209,7 +3246,6 @@
           <w:sz w:val="28"/>
           <w:szCs w:val="28"/>
         </w:rPr>
-        <w:lastRenderedPageBreak/>
         <w:t>Особенности взаимодействия с пользователем</w:t>
       </w:r>
     </w:p>
@@ -3235,10 +3271,7 @@
         <w:t>Требования к пользовательскому интерфейсу были предъявлены в техническом задании.</w:t>
       </w:r>
     </w:p>
-    <w:p>
-      <w:bookmarkStart w:id="0" w:name="_GoBack"/>
-      <w:bookmarkEnd w:id="0"/>
-    </w:p>
+    <w:p/>
     <w:sectPr>
       <w:pgSz w:w="11906" w:h="16838"/>
       <w:pgMar w:top="1134" w:right="850" w:bottom="1134" w:left="1701" w:header="708" w:footer="708" w:gutter="0"/>

--- a/Технический проект.docx
+++ b/Технический проект.docx
@@ -1134,7 +1134,34 @@
           <w:sz w:val="28"/>
           <w:szCs w:val="28"/>
         </w:rPr>
-        <w:t>создание и управление иерархическими задачами;</w:t>
+        <w:t>у</w:t>
+      </w:r>
+      <w:r>
+        <w:rPr>
+          <w:rFonts w:ascii="Times New Roman" w:hAnsi="Times New Roman" w:cs="Times New Roman"/>
+          <w:noProof/>
+          <w:sz w:val="28"/>
+          <w:szCs w:val="28"/>
+        </w:rPr>
+        <w:t xml:space="preserve">правление </w:t>
+      </w:r>
+      <w:r>
+        <w:rPr>
+          <w:rFonts w:ascii="Times New Roman" w:hAnsi="Times New Roman" w:cs="Times New Roman"/>
+          <w:noProof/>
+          <w:sz w:val="28"/>
+          <w:szCs w:val="28"/>
+        </w:rPr>
+        <w:t>задачами и проектами</w:t>
+      </w:r>
+      <w:r>
+        <w:rPr>
+          <w:rFonts w:ascii="Times New Roman" w:hAnsi="Times New Roman" w:cs="Times New Roman"/>
+          <w:noProof/>
+          <w:sz w:val="28"/>
+          <w:szCs w:val="28"/>
+        </w:rPr>
+        <w:t>;</w:t>
       </w:r>
     </w:p>
     <w:p>
@@ -1161,7 +1188,16 @@
           <w:sz w:val="28"/>
           <w:szCs w:val="28"/>
         </w:rPr>
-        <w:t>организация задач в проекты;</w:t>
+        <w:t>управление</w:t>
+      </w:r>
+      <w:r>
+        <w:rPr>
+          <w:rFonts w:ascii="Times New Roman" w:hAnsi="Times New Roman" w:cs="Times New Roman"/>
+          <w:noProof/>
+          <w:sz w:val="28"/>
+          <w:szCs w:val="28"/>
+        </w:rPr>
+        <w:t xml:space="preserve"> заметками и шаблонами;</w:t>
       </w:r>
     </w:p>
     <w:p>
@@ -1188,7 +1224,7 @@
           <w:sz w:val="28"/>
           <w:szCs w:val="28"/>
         </w:rPr>
-        <w:t>работа с заметками и шаблонами;</w:t>
+        <w:t>управление календарем и событиями;</w:t>
       </w:r>
     </w:p>
     <w:p>
@@ -1215,7 +1251,16 @@
           <w:sz w:val="28"/>
           <w:szCs w:val="28"/>
         </w:rPr>
-        <w:t>управление календарем и событиями;</w:t>
+        <w:t>управление привычками и трекинг</w:t>
+      </w:r>
+      <w:r>
+        <w:rPr>
+          <w:rFonts w:ascii="Times New Roman" w:hAnsi="Times New Roman" w:cs="Times New Roman"/>
+          <w:noProof/>
+          <w:sz w:val="28"/>
+          <w:szCs w:val="28"/>
+        </w:rPr>
+        <w:t>;</w:t>
       </w:r>
     </w:p>
     <w:p>
@@ -1243,7 +1288,7 @@
           <w:szCs w:val="28"/>
         </w:rPr>
         <w:lastRenderedPageBreak/>
-        <w:t>трекинг привычек;</w:t>
+        <w:t>сквозной поиск по системе;</w:t>
       </w:r>
     </w:p>
     <w:p>
@@ -1270,33 +1315,6 @@
           <w:sz w:val="28"/>
           <w:szCs w:val="28"/>
         </w:rPr>
-        <w:t>сквозной поиск по системе;</w:t>
-      </w:r>
-    </w:p>
-    <w:p>
-      <w:pPr>
-        <w:pStyle w:val="a3"/>
-        <w:numPr>
-          <w:ilvl w:val="0"/>
-          <w:numId w:val="5"/>
-        </w:numPr>
-        <w:spacing w:after="0" w:line="360" w:lineRule="auto"/>
-        <w:ind w:left="1134"/>
-        <w:jc w:val="both"/>
-        <w:rPr>
-          <w:rFonts w:ascii="Times New Roman" w:hAnsi="Times New Roman" w:cs="Times New Roman"/>
-          <w:noProof/>
-          <w:sz w:val="28"/>
-          <w:szCs w:val="28"/>
-        </w:rPr>
-      </w:pPr>
-      <w:r>
-        <w:rPr>
-          <w:rFonts w:ascii="Times New Roman" w:hAnsi="Times New Roman" w:cs="Times New Roman"/>
-          <w:noProof/>
-          <w:sz w:val="28"/>
-          <w:szCs w:val="28"/>
-        </w:rPr>
         <w:t>синхронизация с внешними сервисами.</w:t>
       </w:r>
     </w:p>
@@ -1319,7 +1337,69 @@
           <w:sz w:val="28"/>
           <w:szCs w:val="28"/>
         </w:rPr>
-        <w:t>На рисунке 5 представлена BPMN-модель процесса создания и управления задачами. Целью данного процесса является создание в системе задачи с учетом ее типа и сложности. Первым этапом пользователь формулирует задачу, затем система предлагает категории и теги. Далее пользователь выбирает тип задачи (простая, сложная или повторяющаяся) и устанавливает соответствующие атрибуты. После подтверждения система сохраняет задачу и обновляет связанные компоненты.</w:t>
+        <w:t xml:space="preserve">На рисунке 5 представлена BPMN-модель единого процесса управления задачами и проектами. Целью данного процесса является создание и организация задач в рамках проектов с </w:t>
+      </w:r>
+      <w:r>
+        <w:rPr>
+          <w:rFonts w:ascii="Times New Roman" w:hAnsi="Times New Roman" w:cs="Times New Roman"/>
+          <w:noProof/>
+          <w:sz w:val="28"/>
+          <w:szCs w:val="28"/>
+        </w:rPr>
+        <w:t>отслеживанием общего прогресса.</w:t>
+      </w:r>
+    </w:p>
+    <w:p>
+      <w:pPr>
+        <w:spacing w:after="0" w:line="360" w:lineRule="auto"/>
+        <w:ind w:firstLine="708"/>
+        <w:jc w:val="both"/>
+        <w:rPr>
+          <w:rFonts w:ascii="Times New Roman" w:hAnsi="Times New Roman" w:cs="Times New Roman"/>
+          <w:noProof/>
+          <w:sz w:val="28"/>
+          <w:szCs w:val="28"/>
+        </w:rPr>
+      </w:pPr>
+      <w:r>
+        <w:rPr>
+          <w:rFonts w:ascii="Times New Roman" w:hAnsi="Times New Roman" w:cs="Times New Roman"/>
+          <w:noProof/>
+          <w:sz w:val="28"/>
+          <w:szCs w:val="28"/>
+        </w:rPr>
+        <w:t>Процесс начинается с определения типа создаваемого объекта - отдельная задача или проект. При создании проекта пользователь определяет его цель и структуру, после чего переходит к добавлению задач в проект. Для каждой задачи устанавливаются базовые атрибуты, приоритет, дедлайн, а при нео</w:t>
+      </w:r>
+      <w:r>
+        <w:rPr>
+          <w:rFonts w:ascii="Times New Roman" w:hAnsi="Times New Roman" w:cs="Times New Roman"/>
+          <w:noProof/>
+          <w:sz w:val="28"/>
+          <w:szCs w:val="28"/>
+        </w:rPr>
+        <w:t>бходимости создаются подзадачи.</w:t>
+      </w:r>
+    </w:p>
+    <w:p>
+      <w:pPr>
+        <w:spacing w:after="0" w:line="360" w:lineRule="auto"/>
+        <w:ind w:firstLine="708"/>
+        <w:jc w:val="both"/>
+        <w:rPr>
+          <w:rFonts w:ascii="Times New Roman" w:hAnsi="Times New Roman" w:cs="Times New Roman"/>
+          <w:noProof/>
+          <w:sz w:val="28"/>
+          <w:szCs w:val="28"/>
+        </w:rPr>
+      </w:pPr>
+      <w:r>
+        <w:rPr>
+          <w:rFonts w:ascii="Times New Roman" w:hAnsi="Times New Roman" w:cs="Times New Roman"/>
+          <w:noProof/>
+          <w:sz w:val="28"/>
+          <w:szCs w:val="28"/>
+        </w:rPr>
+        <w:t>Особенностью процесса является возможность преобразования отдельной задачи в проект при увеличении ее сложности, а также возможность объединения существующих задач в новый проект. Система автоматически рассчитывает зависимости между задачами, общий прогресс проекта и обновляет связанные компоненты (канбан-доску, дашборд, календарь).</w:t>
       </w:r>
     </w:p>
     <w:p>
@@ -1337,9 +1417,9 @@
         </w:rPr>
         <w:drawing>
           <wp:inline distT="0" distB="0" distL="0" distR="0">
-            <wp:extent cx="7445495" cy="1723089"/>
-            <wp:effectExtent l="0" t="0" r="3175" b="0"/>
-            <wp:docPr id="16" name="Рисунок 16"/>
+            <wp:extent cx="7419315" cy="1791409"/>
+            <wp:effectExtent l="0" t="0" r="0" b="0"/>
+            <wp:docPr id="2" name="Рисунок 2"/>
             <wp:cNvGraphicFramePr>
               <a:graphicFrameLocks xmlns:a="http://schemas.openxmlformats.org/drawingml/2006/main" noChangeAspect="1"/>
             </wp:cNvGraphicFramePr>
@@ -1347,7 +1427,7 @@
               <a:graphicData uri="http://schemas.openxmlformats.org/drawingml/2006/picture">
                 <pic:pic xmlns:pic="http://schemas.openxmlformats.org/drawingml/2006/picture">
                   <pic:nvPicPr>
-                    <pic:cNvPr id="16" name="diagram.png"/>
+                    <pic:cNvPr id="2" name="111.png"/>
                     <pic:cNvPicPr/>
                   </pic:nvPicPr>
                   <pic:blipFill>
@@ -1365,7 +1445,7 @@
                   <pic:spPr>
                     <a:xfrm>
                       <a:off x="0" y="0"/>
-                      <a:ext cx="7488005" cy="1732927"/>
+                      <a:ext cx="7486174" cy="1807552"/>
                     </a:xfrm>
                     <a:prstGeom prst="rect">
                       <a:avLst/>
@@ -1455,7 +1535,18 @@
           <w:sz w:val="28"/>
           <w:szCs w:val="28"/>
         </w:rPr>
-        <w:t>Модель процесса создания и управления задачами</w:t>
+        <w:t>Модель процесса управления задачами</w:t>
+      </w:r>
+      <w:r>
+        <w:rPr>
+          <w:rFonts w:ascii="Times New Roman" w:hAnsi="Times New Roman" w:cs="Times New Roman"/>
+          <w:i w:val="0"/>
+          <w:iCs w:val="0"/>
+          <w:color w:val="auto"/>
+          <w:sz w:val="28"/>
+          <w:szCs w:val="28"/>
+        </w:rPr>
+        <w:t xml:space="preserve"> и проектами</w:t>
       </w:r>
     </w:p>
     <w:p>
@@ -1477,24 +1568,49 @@
           <w:sz w:val="28"/>
           <w:szCs w:val="28"/>
         </w:rPr>
-        <w:t>На рисунке 6 представлена BPMN-модель процесса работы с проектами. Целью данного процесса является организация задач в проекты с отслеживанием общего прогресса. Пользователь определяет цель проекта, создает структуру, добавляет задачи и устанавливает вехи. Система автоматически рассчитывает зависимости и прогресс выполнения.</w:t>
-      </w:r>
-    </w:p>
-    <w:p>
-      <w:pPr>
-        <w:keepNext/>
+        <w:t>На рисунке 6</w:t>
+      </w:r>
+      <w:r>
+        <w:rPr>
+          <w:rFonts w:ascii="Times New Roman" w:hAnsi="Times New Roman" w:cs="Times New Roman"/>
+          <w:noProof/>
+          <w:sz w:val="28"/>
+          <w:szCs w:val="28"/>
+        </w:rPr>
+        <w:t xml:space="preserve"> представлена BPMN-модель процесса работы с заметками. Целью данного процесса является создание структурированных заметок с использованием шаблонов. Пользователь выбирает тип шаблона, заполняет содержание, при необходимости прикрепляет файлы и добавляет теги. Система сохраняет заметку, рассчитывает статистику и индексирует для поиска.</w:t>
+      </w:r>
+    </w:p>
+    <w:p>
+      <w:pPr>
+        <w:pStyle w:val="a4"/>
         <w:ind w:left="-1560"/>
-      </w:pPr>
-      <w:r>
-        <w:rPr>
-          <w:noProof/>
+        <w:jc w:val="center"/>
+        <w:rPr>
+          <w:rFonts w:ascii="Times New Roman" w:hAnsi="Times New Roman" w:cs="Times New Roman"/>
+          <w:i w:val="0"/>
+          <w:iCs w:val="0"/>
+          <w:color w:val="auto"/>
+          <w:sz w:val="28"/>
+          <w:szCs w:val="28"/>
+        </w:rPr>
+      </w:pPr>
+      <w:r>
+        <w:rPr>
+          <w:rFonts w:ascii="Times New Roman" w:hAnsi="Times New Roman" w:cs="Times New Roman"/>
+          <w:i w:val="0"/>
+          <w:iCs w:val="0"/>
+          <w:noProof/>
+          <w:color w:val="auto"/>
+          <w:sz w:val="28"/>
+          <w:szCs w:val="28"/>
           <w:lang w:eastAsia="ru-RU"/>
         </w:rPr>
+        <w:lastRenderedPageBreak/>
         <w:drawing>
           <wp:inline distT="0" distB="0" distL="0" distR="0">
-            <wp:extent cx="7475294" cy="1083538"/>
-            <wp:effectExtent l="0" t="0" r="0" b="2540"/>
-            <wp:docPr id="17" name="Рисунок 17"/>
+            <wp:extent cx="7455095" cy="1424289"/>
+            <wp:effectExtent l="0" t="0" r="0" b="5080"/>
+            <wp:docPr id="3" name="Рисунок 3"/>
             <wp:cNvGraphicFramePr>
               <a:graphicFrameLocks xmlns:a="http://schemas.openxmlformats.org/drawingml/2006/main" noChangeAspect="1"/>
             </wp:cNvGraphicFramePr>
@@ -1502,7 +1618,7 @@
               <a:graphicData uri="http://schemas.openxmlformats.org/drawingml/2006/picture">
                 <pic:pic xmlns:pic="http://schemas.openxmlformats.org/drawingml/2006/picture">
                   <pic:nvPicPr>
-                    <pic:cNvPr id="17" name="diagram (1).png"/>
+                    <pic:cNvPr id="3" name="222.png"/>
                     <pic:cNvPicPr/>
                   </pic:nvPicPr>
                   <pic:blipFill>
@@ -1520,7 +1636,7 @@
                   <pic:spPr>
                     <a:xfrm>
                       <a:off x="0" y="0"/>
-                      <a:ext cx="7627131" cy="1105547"/>
+                      <a:ext cx="7533413" cy="1439252"/>
                     </a:xfrm>
                     <a:prstGeom prst="rect">
                       <a:avLst/>
@@ -1610,7 +1726,18 @@
           <w:sz w:val="28"/>
           <w:szCs w:val="28"/>
         </w:rPr>
-        <w:t>Модель процесса работы с проектами</w:t>
+        <w:t xml:space="preserve">Модель процесса </w:t>
+      </w:r>
+      <w:r>
+        <w:rPr>
+          <w:rFonts w:ascii="Times New Roman" w:hAnsi="Times New Roman" w:cs="Times New Roman"/>
+          <w:i w:val="0"/>
+          <w:iCs w:val="0"/>
+          <w:color w:val="auto"/>
+          <w:sz w:val="28"/>
+          <w:szCs w:val="28"/>
+        </w:rPr>
+        <w:t>управление заметками и шаблонами</w:t>
       </w:r>
     </w:p>
     <w:p>
@@ -1632,49 +1759,33 @@
           <w:sz w:val="28"/>
           <w:szCs w:val="28"/>
         </w:rPr>
-        <w:t xml:space="preserve">На рисунке 7 представлена BPMN-модель процесса работы с заметками. Целью данного процесса является создание структурированных заметок с использованием шаблонов. Пользователь выбирает тип шаблона, </w:t>
-      </w:r>
-      <w:r>
-        <w:rPr>
-          <w:rFonts w:ascii="Times New Roman" w:hAnsi="Times New Roman" w:cs="Times New Roman"/>
-          <w:noProof/>
-          <w:sz w:val="28"/>
-          <w:szCs w:val="28"/>
-        </w:rPr>
-        <w:lastRenderedPageBreak/>
-        <w:t>заполняет содержание, при необходимости прикрепляет файлы и добавляет теги. Система сохраняет заметку, рассчитывает статистику и индексирует для поиска.</w:t>
-      </w:r>
-    </w:p>
-    <w:p>
-      <w:pPr>
-        <w:pStyle w:val="a4"/>
+        <w:t>На рисунке 7</w:t>
+      </w:r>
+      <w:r>
+        <w:rPr>
+          <w:rFonts w:ascii="Times New Roman" w:hAnsi="Times New Roman" w:cs="Times New Roman"/>
+          <w:noProof/>
+          <w:sz w:val="28"/>
+          <w:szCs w:val="28"/>
+        </w:rPr>
+        <w:t xml:space="preserve"> представлена BPMN-модель процесса синхронизации с внешними календарями. Целью данного процесса является обеспечение актуальности данных между системой и внешними сервисами. Система периодически проверяет активные подключения, загружает и отправляет события, разрешает конфликты синхронизации и обновляет локальную базу данных.</w:t>
+      </w:r>
+    </w:p>
+    <w:p>
+      <w:pPr>
+        <w:keepNext/>
         <w:ind w:left="-1560"/>
-        <w:jc w:val="center"/>
-        <w:rPr>
-          <w:rFonts w:ascii="Times New Roman" w:hAnsi="Times New Roman" w:cs="Times New Roman"/>
-          <w:i w:val="0"/>
-          <w:iCs w:val="0"/>
-          <w:color w:val="auto"/>
-          <w:sz w:val="28"/>
-          <w:szCs w:val="28"/>
-        </w:rPr>
-      </w:pPr>
-      <w:r>
-        <w:rPr>
-          <w:rFonts w:ascii="Times New Roman" w:hAnsi="Times New Roman" w:cs="Times New Roman"/>
-          <w:i w:val="0"/>
-          <w:iCs w:val="0"/>
-          <w:noProof/>
-          <w:color w:val="auto"/>
-          <w:sz w:val="28"/>
-          <w:szCs w:val="28"/>
+      </w:pPr>
+      <w:r>
+        <w:rPr>
+          <w:noProof/>
           <w:lang w:eastAsia="ru-RU"/>
         </w:rPr>
         <w:drawing>
           <wp:inline distT="0" distB="0" distL="0" distR="0">
-            <wp:extent cx="7390437" cy="1178678"/>
-            <wp:effectExtent l="0" t="0" r="1270" b="2540"/>
-            <wp:docPr id="18" name="Рисунок 18"/>
+            <wp:extent cx="7352665" cy="1890713"/>
+            <wp:effectExtent l="0" t="0" r="635" b="0"/>
+            <wp:docPr id="4" name="Рисунок 4"/>
             <wp:cNvGraphicFramePr>
               <a:graphicFrameLocks xmlns:a="http://schemas.openxmlformats.org/drawingml/2006/main" noChangeAspect="1"/>
             </wp:cNvGraphicFramePr>
@@ -1682,11 +1793,11 @@
               <a:graphicData uri="http://schemas.openxmlformats.org/drawingml/2006/picture">
                 <pic:pic xmlns:pic="http://schemas.openxmlformats.org/drawingml/2006/picture">
                   <pic:nvPicPr>
-                    <pic:cNvPr id="18" name="diagram (2).png"/>
+                    <pic:cNvPr id="4" name="333.png"/>
                     <pic:cNvPicPr/>
                   </pic:nvPicPr>
                   <pic:blipFill>
-                    <a:blip r:embed="rId10" cstate="print">
+                    <a:blip r:embed="rId10">
                       <a:extLst>
                         <a:ext uri="{28A0092B-C50C-407E-A947-70E740481C1C}">
                           <a14:useLocalDpi xmlns:a14="http://schemas.microsoft.com/office/drawing/2010/main" val="0"/>
@@ -1700,7 +1811,7 @@
                   <pic:spPr>
                     <a:xfrm>
                       <a:off x="0" y="0"/>
-                      <a:ext cx="7479369" cy="1192861"/>
+                      <a:ext cx="7382155" cy="1898296"/>
                     </a:xfrm>
                     <a:prstGeom prst="rect">
                       <a:avLst/>
@@ -1790,7 +1901,18 @@
           <w:sz w:val="28"/>
           <w:szCs w:val="28"/>
         </w:rPr>
-        <w:t>Модель процесса работы с заметками</w:t>
+        <w:t xml:space="preserve">Модель процесса </w:t>
+      </w:r>
+      <w:r>
+        <w:rPr>
+          <w:rFonts w:ascii="Times New Roman" w:hAnsi="Times New Roman" w:cs="Times New Roman"/>
+          <w:i w:val="0"/>
+          <w:iCs w:val="0"/>
+          <w:color w:val="auto"/>
+          <w:sz w:val="28"/>
+          <w:szCs w:val="28"/>
+        </w:rPr>
+        <w:t>управление календарем и событиями</w:t>
       </w:r>
     </w:p>
     <w:p>
@@ -1812,7 +1934,16 @@
           <w:sz w:val="28"/>
           <w:szCs w:val="28"/>
         </w:rPr>
-        <w:t>На рисунке 8 представлена BPMN-модель процесса синхронизации с внешними календарями. Целью данного процесса является обеспечение актуальности данных между системой и внешними сервисами. Система периодически проверяет активные подключения, загружает и отправляет события, разрешает конфликты синхронизации и обновляет локальную базу данных.</w:t>
+        <w:t>На рисунке 8</w:t>
+      </w:r>
+      <w:r>
+        <w:rPr>
+          <w:rFonts w:ascii="Times New Roman" w:hAnsi="Times New Roman" w:cs="Times New Roman"/>
+          <w:noProof/>
+          <w:sz w:val="28"/>
+          <w:szCs w:val="28"/>
+        </w:rPr>
+        <w:t xml:space="preserve"> представлена BPMN-модель процесса трекинга привычек. Целью данного процесса является отслеживание выполнения привычек и формирование статистики. Пользователь создает привычку с параметрами выполнения, система отправляет напоминания и отслеживает выполнение, обновляя статистику и серии выполнения.</w:t>
       </w:r>
     </w:p>
     <w:p>
@@ -1827,9 +1958,9 @@
         </w:rPr>
         <w:drawing>
           <wp:inline distT="0" distB="0" distL="0" distR="0">
-            <wp:extent cx="7428655" cy="1844657"/>
-            <wp:effectExtent l="0" t="0" r="1270" b="3810"/>
-            <wp:docPr id="19" name="Рисунок 19"/>
+            <wp:extent cx="7443615" cy="1295400"/>
+            <wp:effectExtent l="0" t="0" r="5080" b="0"/>
+            <wp:docPr id="5" name="Рисунок 5"/>
             <wp:cNvGraphicFramePr>
               <a:graphicFrameLocks xmlns:a="http://schemas.openxmlformats.org/drawingml/2006/main" noChangeAspect="1"/>
             </wp:cNvGraphicFramePr>
@@ -1837,11 +1968,11 @@
               <a:graphicData uri="http://schemas.openxmlformats.org/drawingml/2006/picture">
                 <pic:pic xmlns:pic="http://schemas.openxmlformats.org/drawingml/2006/picture">
                   <pic:nvPicPr>
-                    <pic:cNvPr id="19" name="diagram (3).png"/>
+                    <pic:cNvPr id="5" name="444.png"/>
                     <pic:cNvPicPr/>
                   </pic:nvPicPr>
                   <pic:blipFill>
-                    <a:blip r:embed="rId11">
+                    <a:blip r:embed="rId11" cstate="print">
                       <a:extLst>
                         <a:ext uri="{28A0092B-C50C-407E-A947-70E740481C1C}">
                           <a14:useLocalDpi xmlns:a14="http://schemas.microsoft.com/office/drawing/2010/main" val="0"/>
@@ -1855,7 +1986,7 @@
                   <pic:spPr>
                     <a:xfrm>
                       <a:off x="0" y="0"/>
-                      <a:ext cx="7481521" cy="1857784"/>
+                      <a:ext cx="7504869" cy="1306060"/>
                     </a:xfrm>
                     <a:prstGeom prst="rect">
                       <a:avLst/>
@@ -1945,7 +2076,31 @@
           <w:sz w:val="28"/>
           <w:szCs w:val="28"/>
         </w:rPr>
-        <w:t>Модель процесса синхронизации с внешними календарями</w:t>
+        <w:t xml:space="preserve">Модель процесса </w:t>
+      </w:r>
+      <w:r>
+        <w:rPr>
+          <w:rFonts w:ascii="Times New Roman" w:hAnsi="Times New Roman" w:cs="Times New Roman"/>
+          <w:i w:val="0"/>
+          <w:iCs w:val="0"/>
+          <w:color w:val="auto"/>
+          <w:sz w:val="28"/>
+          <w:szCs w:val="28"/>
+        </w:rPr>
+        <w:t>управление</w:t>
+      </w:r>
+      <w:bookmarkStart w:id="0" w:name="_GoBack"/>
+      <w:bookmarkEnd w:id="0"/>
+      <w:r>
+        <w:rPr>
+          <w:rFonts w:ascii="Times New Roman" w:hAnsi="Times New Roman" w:cs="Times New Roman"/>
+          <w:i w:val="0"/>
+          <w:iCs w:val="0"/>
+          <w:color w:val="auto"/>
+          <w:sz w:val="28"/>
+          <w:szCs w:val="28"/>
+        </w:rPr>
+        <w:t xml:space="preserve"> привычками и трекинг</w:t>
       </w:r>
     </w:p>
     <w:p>
@@ -1967,7 +2122,17 @@
           <w:sz w:val="28"/>
           <w:szCs w:val="28"/>
         </w:rPr>
-        <w:t>На рисунке 9 представлена BPMN-модель процесса трекинга привычек. Целью данного процесса является отслеживание выполнения привычек и формирование статистики. Пользователь создает привычку с параметрами выполнения, система отправляет напоминания и отслеживает выполнение, обновляя статистику и серии выполнения.</w:t>
+        <w:lastRenderedPageBreak/>
+        <w:t>На рисунке 9</w:t>
+      </w:r>
+      <w:r>
+        <w:rPr>
+          <w:rFonts w:ascii="Times New Roman" w:hAnsi="Times New Roman" w:cs="Times New Roman"/>
+          <w:noProof/>
+          <w:sz w:val="28"/>
+          <w:szCs w:val="28"/>
+        </w:rPr>
+        <w:t xml:space="preserve"> представлена BPMN-модель процесса сквозного поиска. Целью данного процесса является обеспечение быстрого поиска информации по всем данным системы. Пользователь вводит поисковый запрос, система одновременно ищет во всех модулях, агрегирует и ранжирует результаты, группирует их по типам и возвращает пользователю.</w:t>
       </w:r>
     </w:p>
     <w:p>
@@ -1980,12 +2145,11 @@
           <w:noProof/>
           <w:lang w:eastAsia="ru-RU"/>
         </w:rPr>
-        <w:lastRenderedPageBreak/>
         <w:drawing>
           <wp:inline distT="0" distB="0" distL="0" distR="0">
-            <wp:extent cx="7394440" cy="1215676"/>
-            <wp:effectExtent l="0" t="0" r="0" b="3810"/>
-            <wp:docPr id="20" name="Рисунок 20"/>
+            <wp:extent cx="7463790" cy="1378100"/>
+            <wp:effectExtent l="0" t="0" r="3810" b="0"/>
+            <wp:docPr id="6" name="Рисунок 6"/>
             <wp:cNvGraphicFramePr>
               <a:graphicFrameLocks xmlns:a="http://schemas.openxmlformats.org/drawingml/2006/main" noChangeAspect="1"/>
             </wp:cNvGraphicFramePr>
@@ -1993,11 +2157,11 @@
               <a:graphicData uri="http://schemas.openxmlformats.org/drawingml/2006/picture">
                 <pic:pic xmlns:pic="http://schemas.openxmlformats.org/drawingml/2006/picture">
                   <pic:nvPicPr>
-                    <pic:cNvPr id="20" name="diagram (4).png"/>
+                    <pic:cNvPr id="6" name="555.png"/>
                     <pic:cNvPicPr/>
                   </pic:nvPicPr>
                   <pic:blipFill>
-                    <a:blip r:embed="rId12" cstate="print">
+                    <a:blip r:embed="rId12">
                       <a:extLst>
                         <a:ext uri="{28A0092B-C50C-407E-A947-70E740481C1C}">
                           <a14:useLocalDpi xmlns:a14="http://schemas.microsoft.com/office/drawing/2010/main" val="0"/>
@@ -2011,7 +2175,7 @@
                   <pic:spPr>
                     <a:xfrm>
                       <a:off x="0" y="0"/>
-                      <a:ext cx="7430920" cy="1221673"/>
+                      <a:ext cx="7546252" cy="1393326"/>
                     </a:xfrm>
                     <a:prstGeom prst="rect">
                       <a:avLst/>
@@ -2101,35 +2265,53 @@
           <w:sz w:val="28"/>
           <w:szCs w:val="28"/>
         </w:rPr>
-        <w:t>Модель процесса трекинга привычек</w:t>
-      </w:r>
-    </w:p>
-    <w:p>
-      <w:pPr>
-        <w:spacing w:after="0" w:line="360" w:lineRule="auto"/>
-        <w:ind w:firstLine="851"/>
-        <w:jc w:val="both"/>
-        <w:rPr>
-          <w:rFonts w:ascii="Times New Roman" w:hAnsi="Times New Roman" w:cs="Times New Roman"/>
-          <w:noProof/>
-          <w:sz w:val="28"/>
-          <w:szCs w:val="28"/>
-        </w:rPr>
-      </w:pPr>
-      <w:r>
-        <w:rPr>
-          <w:rFonts w:ascii="Times New Roman" w:hAnsi="Times New Roman" w:cs="Times New Roman"/>
-          <w:noProof/>
-          <w:sz w:val="28"/>
-          <w:szCs w:val="28"/>
-        </w:rPr>
-        <w:t>На рисунке 10 представлена BPMN-модель процесса сквозного поиска. Целью данного процесса является обеспечение быстрого поиска информации по всем данным системы. Пользователь вводит поисковый запрос, система одновременно ищет во всех модулях, агрегирует и ранжирует результаты, группирует их по типам и возвращает пользователю.</w:t>
-      </w:r>
-    </w:p>
-    <w:p>
-      <w:pPr>
-        <w:keepNext/>
-        <w:ind w:left="-1560"/>
+        <w:t>Модель процесса сквозного поиска</w:t>
+      </w:r>
+    </w:p>
+    <w:p>
+      <w:pPr>
+        <w:pStyle w:val="a4"/>
+        <w:spacing w:after="0" w:line="360" w:lineRule="auto"/>
+        <w:ind w:firstLine="709"/>
+        <w:jc w:val="both"/>
+        <w:rPr>
+          <w:rFonts w:ascii="Times New Roman" w:hAnsi="Times New Roman" w:cs="Times New Roman"/>
+          <w:i w:val="0"/>
+          <w:iCs w:val="0"/>
+          <w:noProof/>
+          <w:color w:val="auto"/>
+          <w:sz w:val="28"/>
+          <w:szCs w:val="28"/>
+        </w:rPr>
+      </w:pPr>
+      <w:r>
+        <w:rPr>
+          <w:rFonts w:ascii="Times New Roman" w:hAnsi="Times New Roman" w:cs="Times New Roman"/>
+          <w:i w:val="0"/>
+          <w:iCs w:val="0"/>
+          <w:noProof/>
+          <w:color w:val="auto"/>
+          <w:sz w:val="28"/>
+          <w:szCs w:val="28"/>
+        </w:rPr>
+        <w:t>На рисунке 10</w:t>
+      </w:r>
+      <w:r>
+        <w:rPr>
+          <w:rFonts w:ascii="Times New Roman" w:hAnsi="Times New Roman" w:cs="Times New Roman"/>
+          <w:i w:val="0"/>
+          <w:iCs w:val="0"/>
+          <w:noProof/>
+          <w:color w:val="auto"/>
+          <w:sz w:val="28"/>
+          <w:szCs w:val="28"/>
+        </w:rPr>
+        <w:t xml:space="preserve"> представлена BPMN-модель процесса формирования тепловой карты занятости. Целью данного процесса является визуализация загруженности пользователя. Система автоматически собирает данные о событиях и задачах, рассчитывает занятость по часам и дням, применяет цветовую градацию и обновляет визуализацию.</w:t>
+      </w:r>
+    </w:p>
+    <w:p>
+      <w:pPr>
+        <w:ind w:left="-1418"/>
       </w:pPr>
       <w:r>
         <w:rPr>
@@ -2138,9 +2320,9 @@
         </w:rPr>
         <w:drawing>
           <wp:inline distT="0" distB="0" distL="0" distR="0">
-            <wp:extent cx="7444953" cy="1194535"/>
-            <wp:effectExtent l="0" t="0" r="3810" b="5715"/>
-            <wp:docPr id="21" name="Рисунок 21"/>
+            <wp:extent cx="7248825" cy="1200421"/>
+            <wp:effectExtent l="0" t="0" r="0" b="0"/>
+            <wp:docPr id="7" name="Рисунок 7"/>
             <wp:cNvGraphicFramePr>
               <a:graphicFrameLocks xmlns:a="http://schemas.openxmlformats.org/drawingml/2006/main" noChangeAspect="1"/>
             </wp:cNvGraphicFramePr>
@@ -2148,11 +2330,11 @@
               <a:graphicData uri="http://schemas.openxmlformats.org/drawingml/2006/picture">
                 <pic:pic xmlns:pic="http://schemas.openxmlformats.org/drawingml/2006/picture">
                   <pic:nvPicPr>
-                    <pic:cNvPr id="21" name="diagram (5).png"/>
+                    <pic:cNvPr id="7" name="666.png"/>
                     <pic:cNvPicPr/>
                   </pic:nvPicPr>
                   <pic:blipFill>
-                    <a:blip r:embed="rId13" cstate="print">
+                    <a:blip r:embed="rId13">
                       <a:extLst>
                         <a:ext uri="{28A0092B-C50C-407E-A947-70E740481C1C}">
                           <a14:useLocalDpi xmlns:a14="http://schemas.microsoft.com/office/drawing/2010/main" val="0"/>
@@ -2166,7 +2348,7 @@
                   <pic:spPr>
                     <a:xfrm>
                       <a:off x="0" y="0"/>
-                      <a:ext cx="7555091" cy="1212206"/>
+                      <a:ext cx="7358788" cy="1218631"/>
                     </a:xfrm>
                     <a:prstGeom prst="rect">
                       <a:avLst/>
@@ -2256,214 +2438,18 @@
           <w:sz w:val="28"/>
           <w:szCs w:val="28"/>
         </w:rPr>
-        <w:t>Модель процесса сквозного поиска</w:t>
-      </w:r>
-    </w:p>
-    <w:p>
-      <w:pPr>
-        <w:pStyle w:val="a4"/>
-        <w:spacing w:after="0" w:line="360" w:lineRule="auto"/>
-        <w:ind w:firstLine="709"/>
-        <w:jc w:val="both"/>
-        <w:rPr>
-          <w:rFonts w:ascii="Times New Roman" w:hAnsi="Times New Roman" w:cs="Times New Roman"/>
-          <w:i w:val="0"/>
-          <w:iCs w:val="0"/>
-          <w:noProof/>
-          <w:color w:val="auto"/>
-          <w:sz w:val="28"/>
-          <w:szCs w:val="28"/>
-        </w:rPr>
-      </w:pPr>
-      <w:r>
-        <w:rPr>
-          <w:rFonts w:ascii="Times New Roman" w:hAnsi="Times New Roman" w:cs="Times New Roman"/>
-          <w:i w:val="0"/>
-          <w:iCs w:val="0"/>
-          <w:noProof/>
-          <w:color w:val="auto"/>
-          <w:sz w:val="28"/>
-          <w:szCs w:val="28"/>
-        </w:rPr>
-        <w:t>На рисунке 11 представлена BPMN-модель процесса формирования тепловой карты занятости. Целью данного процесса является визуализация загруженности пользователя. Система автоматически собирает данные о событиях и задачах, рассчитывает занятость по часам и дням, применяет цветовую градацию и обновляет визуализацию.</w:t>
-      </w:r>
-    </w:p>
-    <w:p>
-      <w:pPr>
-        <w:ind w:left="-1418"/>
-      </w:pPr>
-      <w:r>
-        <w:rPr>
-          <w:noProof/>
-          <w:lang w:eastAsia="ru-RU"/>
-        </w:rPr>
-        <w:drawing>
-          <wp:inline distT="0" distB="0" distL="0" distR="0">
-            <wp:extent cx="7304085" cy="1053256"/>
-            <wp:effectExtent l="0" t="0" r="0" b="0"/>
-            <wp:docPr id="22" name="Рисунок 22"/>
-            <wp:cNvGraphicFramePr>
-              <a:graphicFrameLocks xmlns:a="http://schemas.openxmlformats.org/drawingml/2006/main" noChangeAspect="1"/>
-            </wp:cNvGraphicFramePr>
-            <a:graphic xmlns:a="http://schemas.openxmlformats.org/drawingml/2006/main">
-              <a:graphicData uri="http://schemas.openxmlformats.org/drawingml/2006/picture">
-                <pic:pic xmlns:pic="http://schemas.openxmlformats.org/drawingml/2006/picture">
-                  <pic:nvPicPr>
-                    <pic:cNvPr id="22" name="diagram (6).png"/>
-                    <pic:cNvPicPr/>
-                  </pic:nvPicPr>
-                  <pic:blipFill>
-                    <a:blip r:embed="rId14">
-                      <a:extLst>
-                        <a:ext uri="{28A0092B-C50C-407E-A947-70E740481C1C}">
-                          <a14:useLocalDpi xmlns:a14="http://schemas.microsoft.com/office/drawing/2010/main" val="0"/>
-                        </a:ext>
-                      </a:extLst>
-                    </a:blip>
-                    <a:stretch>
-                      <a:fillRect/>
-                    </a:stretch>
-                  </pic:blipFill>
-                  <pic:spPr>
-                    <a:xfrm>
-                      <a:off x="0" y="0"/>
-                      <a:ext cx="7644768" cy="1102383"/>
-                    </a:xfrm>
-                    <a:prstGeom prst="rect">
-                      <a:avLst/>
-                    </a:prstGeom>
-                  </pic:spPr>
-                </pic:pic>
-              </a:graphicData>
-            </a:graphic>
-          </wp:inline>
-        </w:drawing>
-      </w:r>
-    </w:p>
-    <w:p>
-      <w:pPr>
-        <w:pStyle w:val="a4"/>
-        <w:jc w:val="center"/>
-        <w:rPr>
-          <w:rFonts w:ascii="Times New Roman" w:hAnsi="Times New Roman" w:cs="Times New Roman"/>
-          <w:i w:val="0"/>
-          <w:iCs w:val="0"/>
-          <w:color w:val="auto"/>
-          <w:sz w:val="28"/>
-          <w:szCs w:val="28"/>
-        </w:rPr>
-      </w:pPr>
-      <w:r>
-        <w:rPr>
-          <w:rFonts w:ascii="Times New Roman" w:hAnsi="Times New Roman" w:cs="Times New Roman"/>
-          <w:i w:val="0"/>
-          <w:iCs w:val="0"/>
-          <w:color w:val="auto"/>
-          <w:sz w:val="28"/>
-          <w:szCs w:val="28"/>
-        </w:rPr>
-        <w:t xml:space="preserve">Рисунок </w:t>
-      </w:r>
-      <w:r>
-        <w:rPr>
-          <w:rFonts w:ascii="Times New Roman" w:hAnsi="Times New Roman" w:cs="Times New Roman"/>
-          <w:i w:val="0"/>
-          <w:iCs w:val="0"/>
-          <w:color w:val="auto"/>
-          <w:sz w:val="28"/>
-          <w:szCs w:val="28"/>
-        </w:rPr>
-        <w:fldChar w:fldCharType="begin"/>
-      </w:r>
-      <w:r>
-        <w:rPr>
-          <w:rFonts w:ascii="Times New Roman" w:hAnsi="Times New Roman" w:cs="Times New Roman"/>
-          <w:i w:val="0"/>
-          <w:iCs w:val="0"/>
-          <w:color w:val="auto"/>
-          <w:sz w:val="28"/>
-          <w:szCs w:val="28"/>
-        </w:rPr>
-        <w:instrText xml:space="preserve"> SEQ Рисунок \* ARABIC </w:instrText>
-      </w:r>
-      <w:r>
-        <w:rPr>
-          <w:rFonts w:ascii="Times New Roman" w:hAnsi="Times New Roman" w:cs="Times New Roman"/>
-          <w:i w:val="0"/>
-          <w:iCs w:val="0"/>
-          <w:color w:val="auto"/>
-          <w:sz w:val="28"/>
-          <w:szCs w:val="28"/>
-        </w:rPr>
-        <w:fldChar w:fldCharType="separate"/>
-      </w:r>
-      <w:r>
-        <w:rPr>
-          <w:rFonts w:ascii="Times New Roman" w:hAnsi="Times New Roman" w:cs="Times New Roman"/>
-          <w:i w:val="0"/>
-          <w:iCs w:val="0"/>
-          <w:color w:val="auto"/>
-          <w:sz w:val="28"/>
-          <w:szCs w:val="28"/>
-        </w:rPr>
-        <w:t>11</w:t>
-      </w:r>
-      <w:r>
-        <w:rPr>
-          <w:rFonts w:ascii="Times New Roman" w:hAnsi="Times New Roman" w:cs="Times New Roman"/>
-          <w:i w:val="0"/>
-          <w:iCs w:val="0"/>
-          <w:color w:val="auto"/>
-          <w:sz w:val="28"/>
-          <w:szCs w:val="28"/>
-        </w:rPr>
-        <w:fldChar w:fldCharType="end"/>
-      </w:r>
-      <w:r>
-        <w:rPr>
-          <w:rFonts w:ascii="Times New Roman" w:hAnsi="Times New Roman" w:cs="Times New Roman"/>
-          <w:i w:val="0"/>
-          <w:iCs w:val="0"/>
-          <w:color w:val="auto"/>
-          <w:sz w:val="28"/>
-          <w:szCs w:val="28"/>
-        </w:rPr>
-        <w:t xml:space="preserve"> </w:t>
-      </w:r>
-      <w:r>
-        <w:rPr>
-          <w:rFonts w:ascii="Times New Roman" w:hAnsi="Times New Roman" w:cs="Times New Roman"/>
-          <w:i w:val="0"/>
-          <w:iCs w:val="0"/>
-          <w:color w:val="auto"/>
-          <w:sz w:val="28"/>
-          <w:szCs w:val="28"/>
-        </w:rPr>
-        <w:t>–</w:t>
-      </w:r>
-      <w:r>
-        <w:rPr>
-          <w:rFonts w:ascii="Times New Roman" w:hAnsi="Times New Roman" w:cs="Times New Roman"/>
-          <w:i w:val="0"/>
-          <w:iCs w:val="0"/>
-          <w:color w:val="auto"/>
-          <w:sz w:val="28"/>
-          <w:szCs w:val="28"/>
-        </w:rPr>
-        <w:t xml:space="preserve"> </w:t>
-      </w:r>
-      <w:r>
-        <w:rPr>
-          <w:rFonts w:ascii="Times New Roman" w:hAnsi="Times New Roman" w:cs="Times New Roman"/>
-          <w:i w:val="0"/>
-          <w:iCs w:val="0"/>
-          <w:color w:val="auto"/>
-          <w:sz w:val="28"/>
-          <w:szCs w:val="28"/>
-        </w:rPr>
         <w:t>Модель процесса формирования тепловой карты занятости</w:t>
       </w:r>
     </w:p>
+    <w:p/>
+    <w:p/>
+    <w:p/>
+    <w:p/>
+    <w:p/>
+    <w:p/>
+    <w:p/>
+    <w:p/>
+    <w:p/>
     <w:p>
       <w:pPr>
         <w:pStyle w:val="a3"/>
@@ -2488,6 +2474,7 @@
           <w:sz w:val="28"/>
           <w:szCs w:val="28"/>
         </w:rPr>
+        <w:lastRenderedPageBreak/>
         <w:t>Структура хранимой информации</w:t>
       </w:r>
     </w:p>
@@ -2561,7 +2548,6 @@
           <w:noProof/>
           <w:lang w:eastAsia="ru-RU"/>
         </w:rPr>
-        <w:lastRenderedPageBreak/>
         <w:drawing>
           <wp:inline distT="0" distB="0" distL="0" distR="0">
             <wp:extent cx="6994307" cy="6681787"/>
@@ -2578,7 +2564,7 @@
                     <pic:cNvPicPr/>
                   </pic:nvPicPr>
                   <pic:blipFill>
-                    <a:blip r:embed="rId15">
+                    <a:blip r:embed="rId14">
                       <a:extLst>
                         <a:ext uri="{28A0092B-C50C-407E-A947-70E740481C1C}">
                           <a14:useLocalDpi xmlns:a14="http://schemas.microsoft.com/office/drawing/2010/main" val="0"/>
@@ -2715,7 +2701,17 @@
           <w:sz w:val="28"/>
           <w:szCs w:val="28"/>
         </w:rPr>
-        <w:t>Таблица USERS в описанной БД предназначена для хранения информации о пользователях (поля USER_ID, EMAIL, PASSWORD_HASH) и их настройках. Таблица TASKS хранит информацию о задачах, включая их иерархию (поле PARENT_TASK_ID), приоритеты, статусы и временные параметры. Таблица PROJECTS позволяет хранить информа</w:t>
+        <w:t xml:space="preserve">Таблица USERS в описанной БД предназначена для хранения информации о пользователях (поля USER_ID, EMAIL, PASSWORD_HASH) и их настройках. Таблица TASKS хранит информацию о задачах, включая их иерархию (поле PARENT_TASK_ID), приоритеты, статусы и временные </w:t>
+      </w:r>
+      <w:r>
+        <w:rPr>
+          <w:rFonts w:ascii="Times New Roman" w:hAnsi="Times New Roman" w:cs="Times New Roman"/>
+          <w:noProof/>
+          <w:sz w:val="28"/>
+          <w:szCs w:val="28"/>
+        </w:rPr>
+        <w:lastRenderedPageBreak/>
+        <w:t>параметры. Таблица PROJECTS позволяет хранить информа</w:t>
       </w:r>
       <w:r>
         <w:rPr>
@@ -2746,7 +2742,6 @@
           <w:sz w:val="28"/>
           <w:szCs w:val="28"/>
         </w:rPr>
-        <w:lastRenderedPageBreak/>
         <w:t>Хранение заметок организовано в таблице NOTES, где поле TEMPLATE_TYPE обеспечивает использование различных шаблонов. Прикрепленные файлы сохраняются в таблице NOTE_FILES. События календаря хранятся в таблице EVENTS, а привычки и их трекинг - в та</w:t>
       </w:r>
       <w:r>
@@ -2863,7 +2858,7 @@
                     <pic:cNvPicPr/>
                   </pic:nvPicPr>
                   <pic:blipFill>
-                    <a:blip r:embed="rId16"/>
+                    <a:blip r:embed="rId15"/>
                     <a:stretch>
                       <a:fillRect/>
                     </a:stretch>
@@ -2925,6 +2920,7 @@
           <w:sz w:val="28"/>
           <w:szCs w:val="28"/>
         </w:rPr>
+        <w:lastRenderedPageBreak/>
         <w:t xml:space="preserve">1. </w:t>
       </w:r>
       <w:r>
@@ -2934,32 +2930,8 @@
           <w:sz w:val="28"/>
           <w:szCs w:val="28"/>
         </w:rPr>
-        <w:t>Клиентские устройства: Пользователи взаимодействуют с системой через веб-браузер на разных устройствах (ПК, смартфон, планшет), что соответствует эксплуатационному назн</w:t>
-      </w:r>
-      <w:bookmarkStart w:id="0" w:name="_GoBack"/>
-      <w:bookmarkEnd w:id="0"/>
-      <w:r>
-        <w:rPr>
-          <w:rFonts w:ascii="Times New Roman" w:hAnsi="Times New Roman" w:cs="Times New Roman"/>
-          <w:noProof/>
-          <w:sz w:val="28"/>
-          <w:szCs w:val="28"/>
-        </w:rPr>
-        <w:t>ачению из ТЗ.</w:t>
-      </w:r>
-    </w:p>
-    <w:p>
-      <w:pPr>
-        <w:spacing w:after="0" w:line="360" w:lineRule="auto"/>
-        <w:ind w:firstLine="851"/>
-        <w:jc w:val="both"/>
-        <w:rPr>
-          <w:rFonts w:ascii="Times New Roman" w:hAnsi="Times New Roman" w:cs="Times New Roman"/>
-          <w:noProof/>
-          <w:sz w:val="28"/>
-          <w:szCs w:val="28"/>
-        </w:rPr>
-      </w:pPr>
+        <w:t>Клиентские устройства: Пользователи взаимодействуют с системой через веб-браузер на разных устройствах (ПК, смартфон, планшет), что соответствует эксплуатационному назначению из ТЗ.</w:t>
+      </w:r>
     </w:p>
     <w:p>
       <w:pPr>

--- a/Технический проект.docx
+++ b/Технический проект.docx
@@ -848,7 +848,23 @@
           <w:sz w:val="28"/>
           <w:szCs w:val="28"/>
         </w:rPr>
-        <w:t>. Контекстная диаграмма потоков данных представлена на рисунке 4.</w:t>
+        <w:t xml:space="preserve">. Контекстная диаграмма потоков </w:t>
+      </w:r>
+      <w:r>
+        <w:rPr>
+          <w:rFonts w:ascii="Times New Roman" w:hAnsi="Times New Roman" w:cs="Times New Roman"/>
+          <w:sz w:val="28"/>
+          <w:szCs w:val="28"/>
+        </w:rPr>
+        <w:t>данных представлена на рисунке 3</w:t>
+      </w:r>
+      <w:r>
+        <w:rPr>
+          <w:rFonts w:ascii="Times New Roman" w:hAnsi="Times New Roman" w:cs="Times New Roman"/>
+          <w:sz w:val="28"/>
+          <w:szCs w:val="28"/>
+        </w:rPr>
+        <w:t>.</w:t>
       </w:r>
     </w:p>
     <w:p>
@@ -938,37 +954,206 @@
           <w:sz w:val="28"/>
           <w:szCs w:val="28"/>
         </w:rPr>
-        <w:fldChar w:fldCharType="begin"/>
-      </w:r>
-      <w:r>
-        <w:rPr>
-          <w:rFonts w:ascii="Times New Roman" w:hAnsi="Times New Roman" w:cs="Times New Roman"/>
-          <w:i w:val="0"/>
-          <w:iCs w:val="0"/>
-          <w:color w:val="auto"/>
-          <w:sz w:val="28"/>
-          <w:szCs w:val="28"/>
-        </w:rPr>
-        <w:instrText xml:space="preserve"> SEQ Рисунок \* ARABIC </w:instrText>
-      </w:r>
-      <w:r>
-        <w:rPr>
-          <w:rFonts w:ascii="Times New Roman" w:hAnsi="Times New Roman" w:cs="Times New Roman"/>
-          <w:i w:val="0"/>
-          <w:iCs w:val="0"/>
-          <w:color w:val="auto"/>
-          <w:sz w:val="28"/>
-          <w:szCs w:val="28"/>
-        </w:rPr>
-        <w:fldChar w:fldCharType="separate"/>
-      </w:r>
-      <w:r>
-        <w:rPr>
-          <w:rFonts w:ascii="Times New Roman" w:hAnsi="Times New Roman" w:cs="Times New Roman"/>
-          <w:i w:val="0"/>
-          <w:iCs w:val="0"/>
-          <w:noProof/>
-          <w:color w:val="auto"/>
+        <w:t>3</w:t>
+      </w:r>
+      <w:r>
+        <w:rPr>
+          <w:rFonts w:ascii="Times New Roman" w:hAnsi="Times New Roman" w:cs="Times New Roman"/>
+          <w:i w:val="0"/>
+          <w:iCs w:val="0"/>
+          <w:color w:val="auto"/>
+          <w:sz w:val="28"/>
+          <w:szCs w:val="28"/>
+        </w:rPr>
+        <w:t xml:space="preserve"> </w:t>
+      </w:r>
+      <w:r>
+        <w:rPr>
+          <w:rFonts w:ascii="Times New Roman" w:hAnsi="Times New Roman" w:cs="Times New Roman"/>
+          <w:i w:val="0"/>
+          <w:iCs w:val="0"/>
+          <w:color w:val="auto"/>
+          <w:sz w:val="28"/>
+          <w:szCs w:val="28"/>
+        </w:rPr>
+        <w:t>–</w:t>
+      </w:r>
+      <w:r>
+        <w:rPr>
+          <w:rFonts w:ascii="Times New Roman" w:hAnsi="Times New Roman" w:cs="Times New Roman"/>
+          <w:i w:val="0"/>
+          <w:iCs w:val="0"/>
+          <w:color w:val="auto"/>
+          <w:sz w:val="28"/>
+          <w:szCs w:val="28"/>
+        </w:rPr>
+        <w:t xml:space="preserve"> </w:t>
+      </w:r>
+      <w:r>
+        <w:rPr>
+          <w:rFonts w:ascii="Times New Roman" w:hAnsi="Times New Roman" w:cs="Times New Roman"/>
+          <w:i w:val="0"/>
+          <w:iCs w:val="0"/>
+          <w:color w:val="auto"/>
+          <w:sz w:val="28"/>
+          <w:szCs w:val="28"/>
+        </w:rPr>
+        <w:t>Конте</w:t>
+      </w:r>
+      <w:r>
+        <w:rPr>
+          <w:rFonts w:ascii="Times New Roman" w:hAnsi="Times New Roman" w:cs="Times New Roman"/>
+          <w:i w:val="0"/>
+          <w:iCs w:val="0"/>
+          <w:color w:val="auto"/>
+          <w:sz w:val="28"/>
+          <w:szCs w:val="28"/>
+        </w:rPr>
+        <w:t>кстная диаграмма потоков данных</w:t>
+      </w:r>
+    </w:p>
+    <w:p>
+      <w:pPr>
+        <w:spacing w:after="0" w:line="360" w:lineRule="auto"/>
+        <w:ind w:firstLine="851"/>
+        <w:jc w:val="both"/>
+        <w:rPr>
+          <w:rFonts w:ascii="Times New Roman" w:hAnsi="Times New Roman" w:cs="Times New Roman"/>
+          <w:sz w:val="28"/>
+          <w:szCs w:val="28"/>
+        </w:rPr>
+      </w:pPr>
+      <w:r>
+        <w:rPr>
+          <w:rFonts w:ascii="Times New Roman" w:hAnsi="Times New Roman" w:cs="Times New Roman"/>
+          <w:sz w:val="28"/>
+          <w:szCs w:val="28"/>
+        </w:rPr>
+        <w:t>Согласно составленной диаграмме, пользователь при взаимодействии с системой вводит данные задач, заметок, событий и привычек, а также выполняет поисковые запросы. В ответ система предоставляет упорядоченную информацию, уведомления, аналитические отчеты и синхронизированные данные с внешними сервисами.</w:t>
+      </w:r>
+    </w:p>
+    <w:p>
+      <w:pPr>
+        <w:spacing w:after="0" w:line="360" w:lineRule="auto"/>
+        <w:ind w:firstLine="851"/>
+        <w:jc w:val="both"/>
+        <w:rPr>
+          <w:rFonts w:ascii="Times New Roman" w:hAnsi="Times New Roman" w:cs="Times New Roman"/>
+          <w:sz w:val="28"/>
+          <w:szCs w:val="28"/>
+        </w:rPr>
+      </w:pPr>
+      <w:r>
+        <w:rPr>
+          <w:rFonts w:ascii="Times New Roman" w:hAnsi="Times New Roman" w:cs="Times New Roman"/>
+          <w:sz w:val="28"/>
+          <w:szCs w:val="28"/>
+        </w:rPr>
+        <w:t xml:space="preserve">Так же была выполнена </w:t>
+      </w:r>
+      <w:r>
+        <w:rPr>
+          <w:rFonts w:ascii="Times New Roman" w:hAnsi="Times New Roman" w:cs="Times New Roman"/>
+          <w:sz w:val="28"/>
+          <w:szCs w:val="28"/>
+        </w:rPr>
+        <w:t xml:space="preserve">декомпозиция </w:t>
+      </w:r>
+      <w:r>
+        <w:rPr>
+          <w:rFonts w:ascii="Times New Roman" w:hAnsi="Times New Roman" w:cs="Times New Roman"/>
+          <w:sz w:val="28"/>
+          <w:szCs w:val="28"/>
+          <w:lang w:val="en-US"/>
+        </w:rPr>
+        <w:t>DFD</w:t>
+      </w:r>
+      <w:r>
+        <w:rPr>
+          <w:rFonts w:ascii="Times New Roman" w:hAnsi="Times New Roman" w:cs="Times New Roman"/>
+          <w:sz w:val="28"/>
+          <w:szCs w:val="28"/>
+        </w:rPr>
+        <w:t xml:space="preserve"> диаграммы, она представлена на рисунке 4.</w:t>
+      </w:r>
+    </w:p>
+    <w:p>
+      <w:pPr>
+        <w:spacing w:after="0" w:line="360" w:lineRule="auto"/>
+        <w:ind w:left="-1560"/>
+        <w:jc w:val="both"/>
+        <w:rPr>
+          <w:rFonts w:ascii="Times New Roman" w:hAnsi="Times New Roman" w:cs="Times New Roman"/>
+          <w:sz w:val="28"/>
+          <w:szCs w:val="28"/>
+        </w:rPr>
+      </w:pPr>
+      <w:r>
+        <w:rPr>
+          <w:noProof/>
+          <w:lang w:eastAsia="ru-RU"/>
+        </w:rPr>
+        <w:lastRenderedPageBreak/>
+        <w:drawing>
+          <wp:inline distT="0" distB="0" distL="0" distR="0" wp14:anchorId="6980D4BE" wp14:editId="61A51607">
+            <wp:extent cx="7460504" cy="3048000"/>
+            <wp:effectExtent l="0" t="0" r="7620" b="0"/>
+            <wp:docPr id="8" name="Рисунок 8"/>
+            <wp:cNvGraphicFramePr>
+              <a:graphicFrameLocks xmlns:a="http://schemas.openxmlformats.org/drawingml/2006/main" noChangeAspect="1"/>
+            </wp:cNvGraphicFramePr>
+            <a:graphic xmlns:a="http://schemas.openxmlformats.org/drawingml/2006/main">
+              <a:graphicData uri="http://schemas.openxmlformats.org/drawingml/2006/picture">
+                <pic:pic xmlns:pic="http://schemas.openxmlformats.org/drawingml/2006/picture">
+                  <pic:nvPicPr>
+                    <pic:cNvPr id="1" name=""/>
+                    <pic:cNvPicPr/>
+                  </pic:nvPicPr>
+                  <pic:blipFill>
+                    <a:blip r:embed="rId8"/>
+                    <a:stretch>
+                      <a:fillRect/>
+                    </a:stretch>
+                  </pic:blipFill>
+                  <pic:spPr>
+                    <a:xfrm>
+                      <a:off x="0" y="0"/>
+                      <a:ext cx="7472301" cy="3052820"/>
+                    </a:xfrm>
+                    <a:prstGeom prst="rect">
+                      <a:avLst/>
+                    </a:prstGeom>
+                  </pic:spPr>
+                </pic:pic>
+              </a:graphicData>
+            </a:graphic>
+          </wp:inline>
+        </w:drawing>
+      </w:r>
+    </w:p>
+    <w:p>
+      <w:pPr>
+        <w:spacing w:after="0" w:line="360" w:lineRule="auto"/>
+        <w:ind w:left="-1560"/>
+        <w:jc w:val="center"/>
+        <w:rPr>
+          <w:rFonts w:ascii="Times New Roman" w:hAnsi="Times New Roman" w:cs="Times New Roman"/>
+          <w:sz w:val="28"/>
+          <w:szCs w:val="28"/>
+        </w:rPr>
+      </w:pPr>
+      <w:r>
+        <w:rPr>
+          <w:rFonts w:ascii="Times New Roman" w:hAnsi="Times New Roman" w:cs="Times New Roman"/>
+          <w:sz w:val="28"/>
+          <w:szCs w:val="28"/>
+        </w:rPr>
+        <w:t xml:space="preserve">Рисунок </w:t>
+      </w:r>
+      <w:r>
+        <w:rPr>
+          <w:rFonts w:ascii="Times New Roman" w:hAnsi="Times New Roman" w:cs="Times New Roman"/>
+          <w:iCs/>
           <w:sz w:val="28"/>
           <w:szCs w:val="28"/>
         </w:rPr>
@@ -977,20 +1162,6 @@
       <w:r>
         <w:rPr>
           <w:rFonts w:ascii="Times New Roman" w:hAnsi="Times New Roman" w:cs="Times New Roman"/>
-          <w:i w:val="0"/>
-          <w:iCs w:val="0"/>
-          <w:color w:val="auto"/>
-          <w:sz w:val="28"/>
-          <w:szCs w:val="28"/>
-        </w:rPr>
-        <w:fldChar w:fldCharType="end"/>
-      </w:r>
-      <w:r>
-        <w:rPr>
-          <w:rFonts w:ascii="Times New Roman" w:hAnsi="Times New Roman" w:cs="Times New Roman"/>
-          <w:i w:val="0"/>
-          <w:iCs w:val="0"/>
-          <w:color w:val="auto"/>
           <w:sz w:val="28"/>
           <w:szCs w:val="28"/>
         </w:rPr>
@@ -999,9 +1170,6 @@
       <w:r>
         <w:rPr>
           <w:rFonts w:ascii="Times New Roman" w:hAnsi="Times New Roman" w:cs="Times New Roman"/>
-          <w:i w:val="0"/>
-          <w:iCs w:val="0"/>
-          <w:color w:val="auto"/>
           <w:sz w:val="28"/>
           <w:szCs w:val="28"/>
         </w:rPr>
@@ -1010,9 +1178,6 @@
       <w:r>
         <w:rPr>
           <w:rFonts w:ascii="Times New Roman" w:hAnsi="Times New Roman" w:cs="Times New Roman"/>
-          <w:i w:val="0"/>
-          <w:iCs w:val="0"/>
-          <w:color w:val="auto"/>
           <w:sz w:val="28"/>
           <w:szCs w:val="28"/>
         </w:rPr>
@@ -1021,45 +1186,197 @@
       <w:r>
         <w:rPr>
           <w:rFonts w:ascii="Times New Roman" w:hAnsi="Times New Roman" w:cs="Times New Roman"/>
-          <w:i w:val="0"/>
-          <w:iCs w:val="0"/>
-          <w:color w:val="auto"/>
-          <w:sz w:val="28"/>
-          <w:szCs w:val="28"/>
-        </w:rPr>
-        <w:t>Конте</w:t>
-      </w:r>
-      <w:r>
-        <w:rPr>
-          <w:rFonts w:ascii="Times New Roman" w:hAnsi="Times New Roman" w:cs="Times New Roman"/>
-          <w:i w:val="0"/>
-          <w:iCs w:val="0"/>
-          <w:color w:val="auto"/>
-          <w:sz w:val="28"/>
-          <w:szCs w:val="28"/>
-        </w:rPr>
-        <w:t>кстная диаграмма потоков данных</w:t>
-      </w:r>
-    </w:p>
-    <w:p>
-      <w:pPr>
-        <w:spacing w:after="0" w:line="360" w:lineRule="auto"/>
-        <w:ind w:firstLine="851"/>
-        <w:jc w:val="both"/>
-        <w:rPr>
-          <w:rFonts w:ascii="Times New Roman" w:hAnsi="Times New Roman" w:cs="Times New Roman"/>
-          <w:sz w:val="28"/>
-          <w:szCs w:val="28"/>
-        </w:rPr>
-      </w:pPr>
-      <w:r>
-        <w:rPr>
-          <w:rFonts w:ascii="Times New Roman" w:hAnsi="Times New Roman" w:cs="Times New Roman"/>
-          <w:sz w:val="28"/>
-          <w:szCs w:val="28"/>
-        </w:rPr>
-        <w:t>Согласно составленной диаграмме, пользователь при взаимодействии с системой вводит данные задач, заметок, событий и привычек, а также выполняет поисковые запросы. В ответ система предоставляет упорядоченную информацию, уведомления, аналитические отчеты и синхронизированные данные с внешними сервисами.</w:t>
-      </w:r>
+          <w:sz w:val="28"/>
+          <w:szCs w:val="28"/>
+        </w:rPr>
+        <w:t>Декомпозиция диаграммы</w:t>
+      </w:r>
+      <w:r>
+        <w:rPr>
+          <w:rFonts w:ascii="Times New Roman" w:hAnsi="Times New Roman" w:cs="Times New Roman"/>
+          <w:sz w:val="28"/>
+          <w:szCs w:val="28"/>
+        </w:rPr>
+        <w:t xml:space="preserve"> потоков данных</w:t>
+      </w:r>
+    </w:p>
+    <w:p>
+      <w:pPr>
+        <w:spacing w:after="0" w:line="360" w:lineRule="auto"/>
+        <w:ind w:firstLine="709"/>
+        <w:jc w:val="both"/>
+        <w:rPr>
+          <w:rFonts w:ascii="Times New Roman" w:hAnsi="Times New Roman" w:cs="Times New Roman"/>
+          <w:sz w:val="28"/>
+          <w:szCs w:val="28"/>
+        </w:rPr>
+      </w:pPr>
+      <w:r>
+        <w:rPr>
+          <w:rFonts w:ascii="Times New Roman" w:hAnsi="Times New Roman" w:cs="Times New Roman"/>
+          <w:sz w:val="28"/>
+          <w:szCs w:val="28"/>
+        </w:rPr>
+        <w:t>Диаграмма</w:t>
+      </w:r>
+      <w:r>
+        <w:rPr>
+          <w:rFonts w:ascii="Times New Roman" w:hAnsi="Times New Roman" w:cs="Times New Roman"/>
+          <w:sz w:val="28"/>
+          <w:szCs w:val="28"/>
+        </w:rPr>
+        <w:t xml:space="preserve"> представляет декомпозицию системы управления личной продуктивностью на основные функциональные модули. Центральная система разделена на восемь ключевых процессов: модуль </w:t>
+      </w:r>
+      <w:proofErr w:type="spellStart"/>
+      <w:r>
+        <w:rPr>
+          <w:rFonts w:ascii="Times New Roman" w:hAnsi="Times New Roman" w:cs="Times New Roman"/>
+          <w:sz w:val="28"/>
+          <w:szCs w:val="28"/>
+        </w:rPr>
+        <w:t>Дашборд</w:t>
+      </w:r>
+      <w:proofErr w:type="spellEnd"/>
+      <w:r>
+        <w:rPr>
+          <w:rFonts w:ascii="Times New Roman" w:hAnsi="Times New Roman" w:cs="Times New Roman"/>
+          <w:sz w:val="28"/>
+          <w:szCs w:val="28"/>
+        </w:rPr>
+        <w:t xml:space="preserve"> для агрегации и визуализации данных, модуль Календарь для управления событиями и синхронизации с внешними сервисами, модуль Задачи и Проекты для организации </w:t>
+      </w:r>
+      <w:proofErr w:type="spellStart"/>
+      <w:r>
+        <w:rPr>
+          <w:rFonts w:ascii="Times New Roman" w:hAnsi="Times New Roman" w:cs="Times New Roman"/>
+          <w:sz w:val="28"/>
+          <w:szCs w:val="28"/>
+        </w:rPr>
+        <w:t>workflow</w:t>
+      </w:r>
+      <w:proofErr w:type="spellEnd"/>
+      <w:r>
+        <w:rPr>
+          <w:rFonts w:ascii="Times New Roman" w:hAnsi="Times New Roman" w:cs="Times New Roman"/>
+          <w:sz w:val="28"/>
+          <w:szCs w:val="28"/>
+        </w:rPr>
+        <w:t>, модуль Заметки для работы с контентом, модуль Привычек для трекинга повторяющихся действий, систему Уведомлений для интеграции с мессенджерами и систему Поиска и Аналитики для сквозного поиска и формирования отчетов. Система взаимодействует с тремя внешними сущностями: Пользователем через веб-интерфейс, внешними сервисами календарей (</w:t>
+      </w:r>
+      <w:proofErr w:type="spellStart"/>
+      <w:r>
+        <w:rPr>
+          <w:rFonts w:ascii="Times New Roman" w:hAnsi="Times New Roman" w:cs="Times New Roman"/>
+          <w:sz w:val="28"/>
+          <w:szCs w:val="28"/>
+        </w:rPr>
+        <w:t>Google</w:t>
+      </w:r>
+      <w:proofErr w:type="spellEnd"/>
+      <w:r>
+        <w:rPr>
+          <w:rFonts w:ascii="Times New Roman" w:hAnsi="Times New Roman" w:cs="Times New Roman"/>
+          <w:sz w:val="28"/>
+          <w:szCs w:val="28"/>
+        </w:rPr>
+        <w:t xml:space="preserve"> </w:t>
+      </w:r>
+      <w:proofErr w:type="spellStart"/>
+      <w:r>
+        <w:rPr>
+          <w:rFonts w:ascii="Times New Roman" w:hAnsi="Times New Roman" w:cs="Times New Roman"/>
+          <w:sz w:val="28"/>
+          <w:szCs w:val="28"/>
+        </w:rPr>
+        <w:t>Calendar</w:t>
+      </w:r>
+      <w:proofErr w:type="spellEnd"/>
+      <w:r>
+        <w:rPr>
+          <w:rFonts w:ascii="Times New Roman" w:hAnsi="Times New Roman" w:cs="Times New Roman"/>
+          <w:sz w:val="28"/>
+          <w:szCs w:val="28"/>
+        </w:rPr>
+        <w:t xml:space="preserve">, </w:t>
+      </w:r>
+      <w:proofErr w:type="spellStart"/>
+      <w:r>
+        <w:rPr>
+          <w:rFonts w:ascii="Times New Roman" w:hAnsi="Times New Roman" w:cs="Times New Roman"/>
+          <w:sz w:val="28"/>
+          <w:szCs w:val="28"/>
+        </w:rPr>
+        <w:t>Яндекс.Календарь</w:t>
+      </w:r>
+      <w:proofErr w:type="spellEnd"/>
+      <w:r>
+        <w:rPr>
+          <w:rFonts w:ascii="Times New Roman" w:hAnsi="Times New Roman" w:cs="Times New Roman"/>
+          <w:sz w:val="28"/>
+          <w:szCs w:val="28"/>
+        </w:rPr>
+        <w:t>) и мессенджерами (</w:t>
+      </w:r>
+      <w:proofErr w:type="spellStart"/>
+      <w:r>
+        <w:rPr>
+          <w:rFonts w:ascii="Times New Roman" w:hAnsi="Times New Roman" w:cs="Times New Roman"/>
+          <w:sz w:val="28"/>
+          <w:szCs w:val="28"/>
+        </w:rPr>
+        <w:t>Telegram</w:t>
+      </w:r>
+      <w:proofErr w:type="spellEnd"/>
+      <w:r>
+        <w:rPr>
+          <w:rFonts w:ascii="Times New Roman" w:hAnsi="Times New Roman" w:cs="Times New Roman"/>
+          <w:sz w:val="28"/>
+          <w:szCs w:val="28"/>
+        </w:rPr>
+        <w:t xml:space="preserve">, VK). Данные хранятся в девяти специализированных хранилищах, включая профили пользователей, задачи, события, заметки, привычки, настройки системы, </w:t>
+      </w:r>
+      <w:proofErr w:type="spellStart"/>
+      <w:r>
+        <w:rPr>
+          <w:rFonts w:ascii="Times New Roman" w:hAnsi="Times New Roman" w:cs="Times New Roman"/>
+          <w:sz w:val="28"/>
+          <w:szCs w:val="28"/>
+        </w:rPr>
+        <w:t>логи</w:t>
+      </w:r>
+      <w:proofErr w:type="spellEnd"/>
+      <w:r>
+        <w:rPr>
+          <w:rFonts w:ascii="Times New Roman" w:hAnsi="Times New Roman" w:cs="Times New Roman"/>
+          <w:sz w:val="28"/>
+          <w:szCs w:val="28"/>
+        </w:rPr>
+        <w:t xml:space="preserve"> синхронизации и уведомлений, а также индексы для поиска. Потоки данных между компонентами обеспечивают интеграцию модулей, синхронизацию с внешними сервисами и единое пространство для управления личной продуктивностью.</w:t>
+      </w:r>
+    </w:p>
+    <w:p>
+      <w:pPr>
+        <w:spacing w:after="0" w:line="360" w:lineRule="auto"/>
+        <w:ind w:left="-1560"/>
+        <w:jc w:val="both"/>
+        <w:rPr>
+          <w:rFonts w:ascii="Times New Roman" w:hAnsi="Times New Roman" w:cs="Times New Roman"/>
+          <w:sz w:val="28"/>
+          <w:szCs w:val="28"/>
+        </w:rPr>
+      </w:pPr>
+    </w:p>
+    <w:p>
+      <w:pPr>
+        <w:spacing w:after="0" w:line="360" w:lineRule="auto"/>
+        <w:ind w:left="-1560"/>
+        <w:jc w:val="both"/>
+        <w:rPr>
+          <w:rFonts w:ascii="Times New Roman" w:hAnsi="Times New Roman" w:cs="Times New Roman"/>
+          <w:sz w:val="28"/>
+          <w:szCs w:val="28"/>
+        </w:rPr>
+      </w:pPr>
     </w:p>
     <w:p>
       <w:pPr>
@@ -1085,6 +1402,7 @@
           <w:sz w:val="28"/>
           <w:szCs w:val="28"/>
         </w:rPr>
+        <w:lastRenderedPageBreak/>
         <w:t>Спецификация процессов</w:t>
       </w:r>
     </w:p>
@@ -1287,7 +1605,6 @@
           <w:sz w:val="28"/>
           <w:szCs w:val="28"/>
         </w:rPr>
-        <w:lastRenderedPageBreak/>
         <w:t>сквозной поиск по системе;</w:t>
       </w:r>
     </w:p>
@@ -1337,7 +1654,16 @@
           <w:sz w:val="28"/>
           <w:szCs w:val="28"/>
         </w:rPr>
-        <w:t xml:space="preserve">На рисунке 5 представлена BPMN-модель единого процесса управления задачами и проектами. Целью данного процесса является создание и организация задач в рамках проектов с </w:t>
+        <w:t>На рисунке 5</w:t>
+      </w:r>
+      <w:r>
+        <w:rPr>
+          <w:rFonts w:ascii="Times New Roman" w:hAnsi="Times New Roman" w:cs="Times New Roman"/>
+          <w:noProof/>
+          <w:sz w:val="28"/>
+          <w:szCs w:val="28"/>
+        </w:rPr>
+        <w:t xml:space="preserve"> представлена BPMN-модель единого процесса управления задачами и проектами. Целью данного процесса является создание и организация задач в рамках проектов с </w:t>
       </w:r>
       <w:r>
         <w:rPr>
@@ -1431,7 +1757,7 @@
                     <pic:cNvPicPr/>
                   </pic:nvPicPr>
                   <pic:blipFill>
-                    <a:blip r:embed="rId8" cstate="print">
+                    <a:blip r:embed="rId9" cstate="print">
                       <a:extLst>
                         <a:ext uri="{28A0092B-C50C-407E-A947-70E740481C1C}">
                           <a14:useLocalDpi xmlns:a14="http://schemas.microsoft.com/office/drawing/2010/main" val="0"/>
@@ -1568,6 +1894,7 @@
           <w:sz w:val="28"/>
           <w:szCs w:val="28"/>
         </w:rPr>
+        <w:lastRenderedPageBreak/>
         <w:t>На рисунке 6</w:t>
       </w:r>
       <w:r>
@@ -1605,7 +1932,6 @@
           <w:szCs w:val="28"/>
           <w:lang w:eastAsia="ru-RU"/>
         </w:rPr>
-        <w:lastRenderedPageBreak/>
         <w:drawing>
           <wp:inline distT="0" distB="0" distL="0" distR="0">
             <wp:extent cx="7455095" cy="1424289"/>
@@ -1622,7 +1948,7 @@
                     <pic:cNvPicPr/>
                   </pic:nvPicPr>
                   <pic:blipFill>
-                    <a:blip r:embed="rId9" cstate="print">
+                    <a:blip r:embed="rId10" cstate="print">
                       <a:extLst>
                         <a:ext uri="{28A0092B-C50C-407E-A947-70E740481C1C}">
                           <a14:useLocalDpi xmlns:a14="http://schemas.microsoft.com/office/drawing/2010/main" val="0"/>
@@ -1797,7 +2123,7 @@
                     <pic:cNvPicPr/>
                   </pic:nvPicPr>
                   <pic:blipFill>
-                    <a:blip r:embed="rId10">
+                    <a:blip r:embed="rId11">
                       <a:extLst>
                         <a:ext uri="{28A0092B-C50C-407E-A947-70E740481C1C}">
                           <a14:useLocalDpi xmlns:a14="http://schemas.microsoft.com/office/drawing/2010/main" val="0"/>
@@ -1943,7 +2269,17 @@
           <w:sz w:val="28"/>
           <w:szCs w:val="28"/>
         </w:rPr>
-        <w:t xml:space="preserve"> представлена BPMN-модель процесса трекинга привычек. Целью данного процесса является отслеживание выполнения привычек и формирование статистики. Пользователь создает привычку с параметрами выполнения, система отправляет напоминания и отслеживает выполнение, обновляя статистику и серии выполнения.</w:t>
+        <w:t xml:space="preserve"> представлена BPMN-модель процесса трекинга привычек. Целью данного процесса является отслеживание выполнения привычек и формирование статистики. Пользователь создает привычку с параметрами </w:t>
+      </w:r>
+      <w:r>
+        <w:rPr>
+          <w:rFonts w:ascii="Times New Roman" w:hAnsi="Times New Roman" w:cs="Times New Roman"/>
+          <w:noProof/>
+          <w:sz w:val="28"/>
+          <w:szCs w:val="28"/>
+        </w:rPr>
+        <w:lastRenderedPageBreak/>
+        <w:t>выполнения, система отправляет напоминания и отслеживает выполнение, обновляя статистику и серии выполнения.</w:t>
       </w:r>
     </w:p>
     <w:p>
@@ -1972,7 +2308,7 @@
                     <pic:cNvPicPr/>
                   </pic:nvPicPr>
                   <pic:blipFill>
-                    <a:blip r:embed="rId11" cstate="print">
+                    <a:blip r:embed="rId12" cstate="print">
                       <a:extLst>
                         <a:ext uri="{28A0092B-C50C-407E-A947-70E740481C1C}">
                           <a14:useLocalDpi xmlns:a14="http://schemas.microsoft.com/office/drawing/2010/main" val="0"/>
@@ -2089,8 +2425,6 @@
         </w:rPr>
         <w:t>управление</w:t>
       </w:r>
-      <w:bookmarkStart w:id="0" w:name="_GoBack"/>
-      <w:bookmarkEnd w:id="0"/>
       <w:r>
         <w:rPr>
           <w:rFonts w:ascii="Times New Roman" w:hAnsi="Times New Roman" w:cs="Times New Roman"/>
@@ -2122,7 +2456,6 @@
           <w:sz w:val="28"/>
           <w:szCs w:val="28"/>
         </w:rPr>
-        <w:lastRenderedPageBreak/>
         <w:t>На рисунке 9</w:t>
       </w:r>
       <w:r>
@@ -2161,7 +2494,7 @@
                     <pic:cNvPicPr/>
                   </pic:nvPicPr>
                   <pic:blipFill>
-                    <a:blip r:embed="rId12">
+                    <a:blip r:embed="rId13">
                       <a:extLst>
                         <a:ext uri="{28A0092B-C50C-407E-A947-70E740481C1C}">
                           <a14:useLocalDpi xmlns:a14="http://schemas.microsoft.com/office/drawing/2010/main" val="0"/>
@@ -2334,7 +2667,7 @@
                     <pic:cNvPicPr/>
                   </pic:nvPicPr>
                   <pic:blipFill>
-                    <a:blip r:embed="rId13">
+                    <a:blip r:embed="rId14">
                       <a:extLst>
                         <a:ext uri="{28A0092B-C50C-407E-A947-70E740481C1C}">
                           <a14:useLocalDpi xmlns:a14="http://schemas.microsoft.com/office/drawing/2010/main" val="0"/>
@@ -2442,14 +2775,6 @@
       </w:r>
     </w:p>
     <w:p/>
-    <w:p/>
-    <w:p/>
-    <w:p/>
-    <w:p/>
-    <w:p/>
-    <w:p/>
-    <w:p/>
-    <w:p/>
     <w:p>
       <w:pPr>
         <w:pStyle w:val="a3"/>
@@ -2497,7 +2822,16 @@
           <w:sz w:val="28"/>
           <w:szCs w:val="28"/>
         </w:rPr>
-        <w:t xml:space="preserve">На рисунке 12 представлена логическая схема базы данных для разрабатываемой системы в нотации </w:t>
+        <w:t>На рисунке 11</w:t>
+      </w:r>
+      <w:r>
+        <w:rPr>
+          <w:rFonts w:ascii="Times New Roman" w:hAnsi="Times New Roman" w:cs="Times New Roman"/>
+          <w:noProof/>
+          <w:sz w:val="28"/>
+          <w:szCs w:val="28"/>
+        </w:rPr>
+        <w:t xml:space="preserve"> представлена логическая схема базы данных для разрабатываемой системы в нотации </w:t>
       </w:r>
       <w:r>
         <w:rPr>
@@ -2564,7 +2898,7 @@
                     <pic:cNvPicPr/>
                   </pic:nvPicPr>
                   <pic:blipFill>
-                    <a:blip r:embed="rId14">
+                    <a:blip r:embed="rId15">
                       <a:extLst>
                         <a:ext uri="{28A0092B-C50C-407E-A947-70E740481C1C}">
                           <a14:useLocalDpi xmlns:a14="http://schemas.microsoft.com/office/drawing/2010/main" val="0"/>
@@ -2624,51 +2958,7 @@
           <w:sz w:val="28"/>
           <w:szCs w:val="28"/>
         </w:rPr>
-        <w:fldChar w:fldCharType="begin"/>
-      </w:r>
-      <w:r>
-        <w:rPr>
-          <w:rFonts w:ascii="Times New Roman" w:hAnsi="Times New Roman" w:cs="Times New Roman"/>
-          <w:i w:val="0"/>
-          <w:iCs w:val="0"/>
-          <w:color w:val="auto"/>
-          <w:sz w:val="28"/>
-          <w:szCs w:val="28"/>
-        </w:rPr>
-        <w:instrText xml:space="preserve"> SEQ Рисунок \* ARABIC </w:instrText>
-      </w:r>
-      <w:r>
-        <w:rPr>
-          <w:rFonts w:ascii="Times New Roman" w:hAnsi="Times New Roman" w:cs="Times New Roman"/>
-          <w:i w:val="0"/>
-          <w:iCs w:val="0"/>
-          <w:color w:val="auto"/>
-          <w:sz w:val="28"/>
-          <w:szCs w:val="28"/>
-        </w:rPr>
-        <w:fldChar w:fldCharType="separate"/>
-      </w:r>
-      <w:r>
-        <w:rPr>
-          <w:rFonts w:ascii="Times New Roman" w:hAnsi="Times New Roman" w:cs="Times New Roman"/>
-          <w:i w:val="0"/>
-          <w:iCs w:val="0"/>
-          <w:color w:val="auto"/>
-          <w:sz w:val="28"/>
-          <w:szCs w:val="28"/>
-        </w:rPr>
-        <w:t>12</w:t>
-      </w:r>
-      <w:r>
-        <w:rPr>
-          <w:rFonts w:ascii="Times New Roman" w:hAnsi="Times New Roman" w:cs="Times New Roman"/>
-          <w:i w:val="0"/>
-          <w:iCs w:val="0"/>
-          <w:color w:val="auto"/>
-          <w:sz w:val="28"/>
-          <w:szCs w:val="28"/>
-        </w:rPr>
-        <w:fldChar w:fldCharType="end"/>
+        <w:t>11</w:t>
       </w:r>
       <w:r>
         <w:rPr>
@@ -2822,7 +3112,25 @@
           <w:sz w:val="28"/>
           <w:szCs w:val="28"/>
         </w:rPr>
-        <w:t>Диаграмма архитектуры представлена на рисунке 13.</w:t>
+        <w:t>Диаграмма архите</w:t>
+      </w:r>
+      <w:r>
+        <w:rPr>
+          <w:rFonts w:ascii="Times New Roman" w:hAnsi="Times New Roman" w:cs="Times New Roman"/>
+          <w:noProof/>
+          <w:sz w:val="28"/>
+          <w:szCs w:val="28"/>
+        </w:rPr>
+        <w:t>ктуры представлена на рисунке 12</w:t>
+      </w:r>
+      <w:r>
+        <w:rPr>
+          <w:rFonts w:ascii="Times New Roman" w:hAnsi="Times New Roman" w:cs="Times New Roman"/>
+          <w:noProof/>
+          <w:sz w:val="28"/>
+          <w:szCs w:val="28"/>
+        </w:rPr>
+        <w:t>.</w:t>
       </w:r>
     </w:p>
     <w:p>
@@ -2858,7 +3166,7 @@
                     <pic:cNvPicPr/>
                   </pic:nvPicPr>
                   <pic:blipFill>
-                    <a:blip r:embed="rId15"/>
+                    <a:blip r:embed="rId16"/>
                     <a:stretch>
                       <a:fillRect/>
                     </a:stretch>
@@ -2898,7 +3206,18 @@
           <w:sz w:val="28"/>
           <w:szCs w:val="28"/>
         </w:rPr>
-        <w:t>Рисунок 13 – Диаграмма архитектуры</w:t>
+        <w:t>Рисунок 12</w:t>
+      </w:r>
+      <w:bookmarkStart w:id="0" w:name="_GoBack"/>
+      <w:bookmarkEnd w:id="0"/>
+      <w:r>
+        <w:rPr>
+          <w:rFonts w:ascii="Times New Roman" w:hAnsi="Times New Roman" w:cs="Times New Roman"/>
+          <w:noProof/>
+          <w:sz w:val="28"/>
+          <w:szCs w:val="28"/>
+        </w:rPr>
+        <w:t xml:space="preserve"> – Диаграмма архитектуры</w:t>
       </w:r>
     </w:p>
     <w:p>

--- a/Технический проект.docx
+++ b/Технический проект.docx
@@ -1,6 +1,6 @@
 
 <file path=word/document.xml><?xml version="1.0" encoding="utf-8"?>
-<w:document xmlns:wpc="http://schemas.microsoft.com/office/word/2010/wordprocessingCanvas" xmlns:cx="http://schemas.microsoft.com/office/drawing/2014/chartex" xmlns:mc="http://schemas.openxmlformats.org/markup-compatibility/2006" xmlns:o="urn:schemas-microsoft-com:office:office" xmlns:r="http://schemas.openxmlformats.org/officeDocument/2006/relationships" xmlns:m="http://schemas.openxmlformats.org/officeDocument/2006/math" xmlns:v="urn:schemas-microsoft-com:vml" xmlns:wp14="http://schemas.microsoft.com/office/word/2010/wordprocessingDrawing" xmlns:wp="http://schemas.openxmlformats.org/drawingml/2006/wordprocessingDrawing" xmlns:w10="urn:schemas-microsoft-com:office:word" xmlns:w="http://schemas.openxmlformats.org/wordprocessingml/2006/main" xmlns:w14="http://schemas.microsoft.com/office/word/2010/wordml" xmlns:w15="http://schemas.microsoft.com/office/word/2012/wordml" xmlns:w16se="http://schemas.microsoft.com/office/word/2015/wordml/symex" xmlns:wpg="http://schemas.microsoft.com/office/word/2010/wordprocessingGroup" xmlns:wpi="http://schemas.microsoft.com/office/word/2010/wordprocessingInk" xmlns:wne="http://schemas.microsoft.com/office/word/2006/wordml" xmlns:wps="http://schemas.microsoft.com/office/word/2010/wordprocessingShape" mc:Ignorable="w14 w15 w16se wp14">
+<w:document xmlns:wpc="http://schemas.microsoft.com/office/word/2010/wordprocessingCanvas" xmlns:cx="http://schemas.microsoft.com/office/drawing/2014/chartex" xmlns:cx1="http://schemas.microsoft.com/office/drawing/2015/9/8/chartex" xmlns:cx2="http://schemas.microsoft.com/office/drawing/2015/10/21/chartex" xmlns:cx3="http://schemas.microsoft.com/office/drawing/2016/5/9/chartex" xmlns:cx4="http://schemas.microsoft.com/office/drawing/2016/5/10/chartex" xmlns:cx5="http://schemas.microsoft.com/office/drawing/2016/5/11/chartex" xmlns:cx6="http://schemas.microsoft.com/office/drawing/2016/5/12/chartex" xmlns:cx7="http://schemas.microsoft.com/office/drawing/2016/5/13/chartex" xmlns:cx8="http://schemas.microsoft.com/office/drawing/2016/5/14/chartex" xmlns:mc="http://schemas.openxmlformats.org/markup-compatibility/2006" xmlns:aink="http://schemas.microsoft.com/office/drawing/2016/ink" xmlns:am3d="http://schemas.microsoft.com/office/drawing/2017/model3d" xmlns:o="urn:schemas-microsoft-com:office:office" xmlns:oel="http://schemas.microsoft.com/office/2019/extlst" xmlns:r="http://schemas.openxmlformats.org/officeDocument/2006/relationships" xmlns:m="http://schemas.openxmlformats.org/officeDocument/2006/math" xmlns:v="urn:schemas-microsoft-com:vml" xmlns:wp14="http://schemas.microsoft.com/office/word/2010/wordprocessingDrawing" xmlns:wp="http://schemas.openxmlformats.org/drawingml/2006/wordprocessingDrawing" xmlns:w10="urn:schemas-microsoft-com:office:word" xmlns:w="http://schemas.openxmlformats.org/wordprocessingml/2006/main" xmlns:w14="http://schemas.microsoft.com/office/word/2010/wordml" xmlns:w15="http://schemas.microsoft.com/office/word/2012/wordml" xmlns:w16cex="http://schemas.microsoft.com/office/word/2018/wordml/cex" xmlns:w16cid="http://schemas.microsoft.com/office/word/2016/wordml/cid" xmlns:w16="http://schemas.microsoft.com/office/word/2018/wordml" xmlns:w16du="http://schemas.microsoft.com/office/word/2023/wordml/word16du" xmlns:w16sdtdh="http://schemas.microsoft.com/office/word/2020/wordml/sdtdatahash" xmlns:w16sdtfl="http://schemas.microsoft.com/office/word/2024/wordml/sdtformatlock" xmlns:w16se="http://schemas.microsoft.com/office/word/2015/wordml/symex" xmlns:wpg="http://schemas.microsoft.com/office/word/2010/wordprocessingGroup" xmlns:wpi="http://schemas.microsoft.com/office/word/2010/wordprocessingInk" xmlns:wne="http://schemas.microsoft.com/office/word/2006/wordml" xmlns:wps="http://schemas.microsoft.com/office/word/2010/wordprocessingShape" mc:Ignorable="w14 w15 w16se w16cid w16 w16cex w16sdtdh w16sdtfl w16du wp14">
   <w:body>
     <w:p>
       <w:pPr>
@@ -117,13 +117,12 @@
       <w:r>
         <w:rPr>
           <w:noProof/>
-          <w:lang w:eastAsia="ru-RU"/>
         </w:rPr>
         <w:drawing>
-          <wp:inline distT="0" distB="0" distL="0" distR="0">
-            <wp:extent cx="5940425" cy="4413885"/>
-            <wp:effectExtent l="0" t="0" r="3175" b="5715"/>
-            <wp:docPr id="13" name="Рисунок 13"/>
+          <wp:inline distT="0" distB="0" distL="0" distR="0" wp14:anchorId="28CDE2BC" wp14:editId="55A6C9D9">
+            <wp:extent cx="5940425" cy="4439285"/>
+            <wp:effectExtent l="0" t="0" r="3175" b="0"/>
+            <wp:docPr id="188280322" name="Рисунок 1"/>
             <wp:cNvGraphicFramePr>
               <a:graphicFrameLocks xmlns:a="http://schemas.openxmlformats.org/drawingml/2006/main" noChangeAspect="1"/>
             </wp:cNvGraphicFramePr>
@@ -131,7 +130,7 @@
               <a:graphicData uri="http://schemas.openxmlformats.org/drawingml/2006/picture">
                 <pic:pic xmlns:pic="http://schemas.openxmlformats.org/drawingml/2006/picture">
                   <pic:nvPicPr>
-                    <pic:cNvPr id="13" name="IDEF0 diplom.drawio (1).png"/>
+                    <pic:cNvPr id="188280322" name="Рисунок 188280322"/>
                     <pic:cNvPicPr/>
                   </pic:nvPicPr>
                   <pic:blipFill>
@@ -149,7 +148,7 @@
                   <pic:spPr>
                     <a:xfrm>
                       <a:off x="0" y="0"/>
-                      <a:ext cx="5940425" cy="4413885"/>
+                      <a:ext cx="5940425" cy="4439285"/>
                     </a:xfrm>
                     <a:prstGeom prst="rect">
                       <a:avLst/>
@@ -414,13 +413,12 @@
       <w:r>
         <w:rPr>
           <w:noProof/>
-          <w:lang w:eastAsia="ru-RU"/>
         </w:rPr>
         <w:drawing>
-          <wp:inline distT="0" distB="0" distL="0" distR="0">
-            <wp:extent cx="7431793" cy="4101587"/>
-            <wp:effectExtent l="0" t="0" r="0" b="0"/>
-            <wp:docPr id="14" name="Рисунок 14"/>
+          <wp:inline distT="0" distB="0" distL="0" distR="0" wp14:anchorId="6FEDA315" wp14:editId="176A2F17">
+            <wp:extent cx="7379353" cy="4071068"/>
+            <wp:effectExtent l="0" t="0" r="0" b="5715"/>
+            <wp:docPr id="2063080802" name="Рисунок 2"/>
             <wp:cNvGraphicFramePr>
               <a:graphicFrameLocks xmlns:a="http://schemas.openxmlformats.org/drawingml/2006/main" noChangeAspect="1"/>
             </wp:cNvGraphicFramePr>
@@ -428,7 +426,7 @@
               <a:graphicData uri="http://schemas.openxmlformats.org/drawingml/2006/picture">
                 <pic:pic xmlns:pic="http://schemas.openxmlformats.org/drawingml/2006/picture">
                   <pic:nvPicPr>
-                    <pic:cNvPr id="14" name="IDEF0 крутая diplom.drawio (1).png"/>
+                    <pic:cNvPr id="2063080802" name="Рисунок 2063080802"/>
                     <pic:cNvPicPr/>
                   </pic:nvPicPr>
                   <pic:blipFill>
@@ -446,7 +444,7 @@
                   <pic:spPr>
                     <a:xfrm>
                       <a:off x="0" y="0"/>
-                      <a:ext cx="7461781" cy="4118138"/>
+                      <a:ext cx="7398196" cy="4081463"/>
                     </a:xfrm>
                     <a:prstGeom prst="rect">
                       <a:avLst/>
@@ -649,43 +647,7 @@
           <w:sz w:val="28"/>
           <w:szCs w:val="28"/>
         </w:rPr>
-        <w:t xml:space="preserve">управление задачами и проектами, включающее создание иерархических задач, </w:t>
-      </w:r>
-      <w:proofErr w:type="spellStart"/>
-      <w:r>
-        <w:rPr>
-          <w:rFonts w:ascii="Times New Roman" w:hAnsi="Times New Roman" w:cs="Times New Roman"/>
-          <w:sz w:val="28"/>
-          <w:szCs w:val="28"/>
-        </w:rPr>
-        <w:t>канбан</w:t>
-      </w:r>
-      <w:proofErr w:type="spellEnd"/>
-      <w:r>
-        <w:rPr>
-          <w:rFonts w:ascii="Times New Roman" w:hAnsi="Times New Roman" w:cs="Times New Roman"/>
-          <w:sz w:val="28"/>
-          <w:szCs w:val="28"/>
-        </w:rPr>
-        <w:t xml:space="preserve">-доски, установку приоритетов и </w:t>
-      </w:r>
-      <w:proofErr w:type="spellStart"/>
-      <w:r>
-        <w:rPr>
-          <w:rFonts w:ascii="Times New Roman" w:hAnsi="Times New Roman" w:cs="Times New Roman"/>
-          <w:sz w:val="28"/>
-          <w:szCs w:val="28"/>
-        </w:rPr>
-        <w:t>дедлайнов</w:t>
-      </w:r>
-      <w:proofErr w:type="spellEnd"/>
-      <w:r>
-        <w:rPr>
-          <w:rFonts w:ascii="Times New Roman" w:hAnsi="Times New Roman" w:cs="Times New Roman"/>
-          <w:sz w:val="28"/>
-          <w:szCs w:val="28"/>
-        </w:rPr>
-        <w:t>;</w:t>
+        <w:t>управление задачами и проектами, включающее создание иерархических задач, канбан-доски, установку приоритетов и дедлайнов;</w:t>
       </w:r>
     </w:p>
     <w:p>
@@ -876,13 +838,12 @@
       <w:r>
         <w:rPr>
           <w:noProof/>
-          <w:lang w:eastAsia="ru-RU"/>
         </w:rPr>
         <w:drawing>
-          <wp:inline distT="0" distB="0" distL="0" distR="0">
-            <wp:extent cx="6494345" cy="4228440"/>
-            <wp:effectExtent l="0" t="0" r="1905" b="1270"/>
-            <wp:docPr id="15" name="Рисунок 15"/>
+          <wp:inline distT="0" distB="0" distL="0" distR="0" wp14:anchorId="7208DFB1" wp14:editId="2F9495AF">
+            <wp:extent cx="6650505" cy="3657600"/>
+            <wp:effectExtent l="0" t="0" r="0" b="0"/>
+            <wp:docPr id="449537675" name="Рисунок 3"/>
             <wp:cNvGraphicFramePr>
               <a:graphicFrameLocks xmlns:a="http://schemas.openxmlformats.org/drawingml/2006/main" noChangeAspect="1"/>
             </wp:cNvGraphicFramePr>
@@ -890,11 +851,11 @@
               <a:graphicData uri="http://schemas.openxmlformats.org/drawingml/2006/picture">
                 <pic:pic xmlns:pic="http://schemas.openxmlformats.org/drawingml/2006/picture">
                   <pic:nvPicPr>
-                    <pic:cNvPr id="15" name="DFD.drawio (2).png"/>
+                    <pic:cNvPr id="449537675" name="Рисунок 449537675"/>
                     <pic:cNvPicPr/>
                   </pic:nvPicPr>
                   <pic:blipFill>
-                    <a:blip r:embed="rId7" cstate="print">
+                    <a:blip r:embed="rId7">
                       <a:extLst>
                         <a:ext uri="{28A0092B-C50C-407E-A947-70E740481C1C}">
                           <a14:useLocalDpi xmlns:a14="http://schemas.microsoft.com/office/drawing/2010/main" val="0"/>
@@ -908,7 +869,7 @@
                   <pic:spPr>
                     <a:xfrm>
                       <a:off x="0" y="0"/>
-                      <a:ext cx="6500717" cy="4232589"/>
+                      <a:ext cx="6657483" cy="3661438"/>
                     </a:xfrm>
                     <a:prstGeom prst="rect">
                       <a:avLst/>
@@ -1090,15 +1051,17 @@
       </w:pPr>
       <w:r>
         <w:rPr>
-          <w:noProof/>
-          <w:lang w:eastAsia="ru-RU"/>
+          <w:rFonts w:ascii="Times New Roman" w:hAnsi="Times New Roman" w:cs="Times New Roman"/>
+          <w:noProof/>
+          <w:sz w:val="28"/>
+          <w:szCs w:val="28"/>
         </w:rPr>
         <w:lastRenderedPageBreak/>
         <w:drawing>
-          <wp:inline distT="0" distB="0" distL="0" distR="0" wp14:anchorId="6980D4BE" wp14:editId="61A51607">
-            <wp:extent cx="7460504" cy="3048000"/>
-            <wp:effectExtent l="0" t="0" r="7620" b="0"/>
-            <wp:docPr id="8" name="Рисунок 8"/>
+          <wp:inline distT="0" distB="0" distL="0" distR="0" wp14:anchorId="41670BCF" wp14:editId="3A0CC83A">
+            <wp:extent cx="7397498" cy="2154803"/>
+            <wp:effectExtent l="0" t="0" r="0" b="0"/>
+            <wp:docPr id="763635234" name="Рисунок 4"/>
             <wp:cNvGraphicFramePr>
               <a:graphicFrameLocks xmlns:a="http://schemas.openxmlformats.org/drawingml/2006/main" noChangeAspect="1"/>
             </wp:cNvGraphicFramePr>
@@ -1106,11 +1069,17 @@
               <a:graphicData uri="http://schemas.openxmlformats.org/drawingml/2006/picture">
                 <pic:pic xmlns:pic="http://schemas.openxmlformats.org/drawingml/2006/picture">
                   <pic:nvPicPr>
-                    <pic:cNvPr id="1" name=""/>
+                    <pic:cNvPr id="763635234" name="Рисунок 763635234"/>
                     <pic:cNvPicPr/>
                   </pic:nvPicPr>
                   <pic:blipFill>
-                    <a:blip r:embed="rId8"/>
+                    <a:blip r:embed="rId8" cstate="print">
+                      <a:extLst>
+                        <a:ext uri="{28A0092B-C50C-407E-A947-70E740481C1C}">
+                          <a14:useLocalDpi xmlns:a14="http://schemas.microsoft.com/office/drawing/2010/main" val="0"/>
+                        </a:ext>
+                      </a:extLst>
+                    </a:blip>
                     <a:stretch>
                       <a:fillRect/>
                     </a:stretch>
@@ -1118,7 +1087,7 @@
                   <pic:spPr>
                     <a:xfrm>
                       <a:off x="0" y="0"/>
-                      <a:ext cx="7472301" cy="3052820"/>
+                      <a:ext cx="7431420" cy="2164684"/>
                     </a:xfrm>
                     <a:prstGeom prst="rect">
                       <a:avLst/>
@@ -1189,15 +1158,7 @@
           <w:sz w:val="28"/>
           <w:szCs w:val="28"/>
         </w:rPr>
-        <w:t>Декомпозиция диаграммы</w:t>
-      </w:r>
-      <w:r>
-        <w:rPr>
-          <w:rFonts w:ascii="Times New Roman" w:hAnsi="Times New Roman" w:cs="Times New Roman"/>
-          <w:sz w:val="28"/>
-          <w:szCs w:val="28"/>
-        </w:rPr>
-        <w:t xml:space="preserve"> потоков данных</w:t>
+        <w:t>Декомпозиция диаграммы потоков данных</w:t>
       </w:r>
     </w:p>
     <w:p>
@@ -1225,7 +1186,23 @@
           <w:sz w:val="28"/>
           <w:szCs w:val="28"/>
         </w:rPr>
-        <w:t xml:space="preserve"> представляет декомпозицию системы управления личной продуктивностью на основные функциональные модули. Центральная система разделена на восемь ключевых процессов: модуль </w:t>
+        <w:t xml:space="preserve"> представляет декомпозицию системы управления личной продуктивностью на основные функциональные модули. Центральная система разделена на восемь ключевых процессов: модуль Дашборд для агрегации и визуализации данных, модуль Календарь для управления событиями и </w:t>
+      </w:r>
+      <w:r>
+        <w:rPr>
+          <w:rFonts w:ascii="Times New Roman" w:hAnsi="Times New Roman" w:cs="Times New Roman"/>
+          <w:sz w:val="28"/>
+          <w:szCs w:val="28"/>
+        </w:rPr>
+        <w:t>получение данных из внешних сервисов</w:t>
+      </w:r>
+      <w:r>
+        <w:rPr>
+          <w:rFonts w:ascii="Times New Roman" w:hAnsi="Times New Roman" w:cs="Times New Roman"/>
+          <w:sz w:val="28"/>
+          <w:szCs w:val="28"/>
+        </w:rPr>
+        <w:t xml:space="preserve">, модуль Задачи и Проекты для организации </w:t>
       </w:r>
       <w:proofErr w:type="spellStart"/>
       <w:r>
@@ -1234,7 +1211,7 @@
           <w:sz w:val="28"/>
           <w:szCs w:val="28"/>
         </w:rPr>
-        <w:t>Дашборд</w:t>
+        <w:t>workflow</w:t>
       </w:r>
       <w:proofErr w:type="spellEnd"/>
       <w:r>
@@ -1243,7 +1220,23 @@
           <w:sz w:val="28"/>
           <w:szCs w:val="28"/>
         </w:rPr>
-        <w:t xml:space="preserve"> для агрегации и визуализации данных, модуль Календарь для управления событиями и синхронизации с внешними сервисами, модуль Задачи и Проекты для организации </w:t>
+        <w:t>, модуль Заметки для работы с контентом, модуль Привычек для трекинга повторяющихся действий</w:t>
+      </w:r>
+      <w:r>
+        <w:rPr>
+          <w:rFonts w:ascii="Times New Roman" w:hAnsi="Times New Roman" w:cs="Times New Roman"/>
+          <w:sz w:val="28"/>
+          <w:szCs w:val="28"/>
+        </w:rPr>
+        <w:t xml:space="preserve">, </w:t>
+      </w:r>
+      <w:r>
+        <w:rPr>
+          <w:rFonts w:ascii="Times New Roman" w:hAnsi="Times New Roman" w:cs="Times New Roman"/>
+          <w:sz w:val="28"/>
+          <w:szCs w:val="28"/>
+        </w:rPr>
+        <w:t xml:space="preserve">и систему Поиска и Аналитики для сквозного поиска и формирования отчетов. Система взаимодействует с тремя внешними сущностями: Пользователем через веб-интерфейс, внешними сервисами календарей (Google </w:t>
       </w:r>
       <w:proofErr w:type="spellStart"/>
       <w:r>
@@ -1252,7 +1245,7 @@
           <w:sz w:val="28"/>
           <w:szCs w:val="28"/>
         </w:rPr>
-        <w:t>workflow</w:t>
+        <w:t>Calendar</w:t>
       </w:r>
       <w:proofErr w:type="spellEnd"/>
       <w:r>
@@ -1261,7 +1254,7 @@
           <w:sz w:val="28"/>
           <w:szCs w:val="28"/>
         </w:rPr>
-        <w:t>, модуль Заметки для работы с контентом, модуль Привычек для трекинга повторяющихся действий, систему Уведомлений для интеграции с мессенджерами и систему Поиска и Аналитики для сквозного поиска и формирования отчетов. Система взаимодействует с тремя внешними сущностями: Пользователем через веб-интерфейс, внешними сервисами календарей (</w:t>
+        <w:t xml:space="preserve">, </w:t>
       </w:r>
       <w:proofErr w:type="spellStart"/>
       <w:r>
@@ -1270,7 +1263,7 @@
           <w:sz w:val="28"/>
           <w:szCs w:val="28"/>
         </w:rPr>
-        <w:t>Google</w:t>
+        <w:t>Яндекс.Календарь</w:t>
       </w:r>
       <w:proofErr w:type="spellEnd"/>
       <w:r>
@@ -1279,80 +1272,56 @@
           <w:sz w:val="28"/>
           <w:szCs w:val="28"/>
         </w:rPr>
-        <w:t xml:space="preserve"> </w:t>
-      </w:r>
-      <w:proofErr w:type="spellStart"/>
-      <w:r>
-        <w:rPr>
-          <w:rFonts w:ascii="Times New Roman" w:hAnsi="Times New Roman" w:cs="Times New Roman"/>
-          <w:sz w:val="28"/>
-          <w:szCs w:val="28"/>
-        </w:rPr>
-        <w:t>Calendar</w:t>
-      </w:r>
-      <w:proofErr w:type="spellEnd"/>
-      <w:r>
-        <w:rPr>
-          <w:rFonts w:ascii="Times New Roman" w:hAnsi="Times New Roman" w:cs="Times New Roman"/>
-          <w:sz w:val="28"/>
-          <w:szCs w:val="28"/>
-        </w:rPr>
-        <w:t xml:space="preserve">, </w:t>
-      </w:r>
-      <w:proofErr w:type="spellStart"/>
-      <w:r>
-        <w:rPr>
-          <w:rFonts w:ascii="Times New Roman" w:hAnsi="Times New Roman" w:cs="Times New Roman"/>
-          <w:sz w:val="28"/>
-          <w:szCs w:val="28"/>
-        </w:rPr>
-        <w:t>Яндекс.Календарь</w:t>
-      </w:r>
-      <w:proofErr w:type="spellEnd"/>
-      <w:r>
-        <w:rPr>
-          <w:rFonts w:ascii="Times New Roman" w:hAnsi="Times New Roman" w:cs="Times New Roman"/>
-          <w:sz w:val="28"/>
-          <w:szCs w:val="28"/>
-        </w:rPr>
-        <w:t>) и мессенджерами (</w:t>
-      </w:r>
-      <w:proofErr w:type="spellStart"/>
-      <w:r>
-        <w:rPr>
-          <w:rFonts w:ascii="Times New Roman" w:hAnsi="Times New Roman" w:cs="Times New Roman"/>
-          <w:sz w:val="28"/>
-          <w:szCs w:val="28"/>
-        </w:rPr>
-        <w:t>Telegram</w:t>
-      </w:r>
-      <w:proofErr w:type="spellEnd"/>
-      <w:r>
-        <w:rPr>
-          <w:rFonts w:ascii="Times New Roman" w:hAnsi="Times New Roman" w:cs="Times New Roman"/>
-          <w:sz w:val="28"/>
-          <w:szCs w:val="28"/>
-        </w:rPr>
-        <w:t xml:space="preserve">, VK). Данные хранятся в девяти специализированных хранилищах, включая профили пользователей, задачи, события, заметки, привычки, настройки системы, </w:t>
-      </w:r>
-      <w:proofErr w:type="spellStart"/>
-      <w:r>
-        <w:rPr>
-          <w:rFonts w:ascii="Times New Roman" w:hAnsi="Times New Roman" w:cs="Times New Roman"/>
-          <w:sz w:val="28"/>
-          <w:szCs w:val="28"/>
-        </w:rPr>
-        <w:t>логи</w:t>
-      </w:r>
-      <w:proofErr w:type="spellEnd"/>
-      <w:r>
-        <w:rPr>
-          <w:rFonts w:ascii="Times New Roman" w:hAnsi="Times New Roman" w:cs="Times New Roman"/>
-          <w:sz w:val="28"/>
-          <w:szCs w:val="28"/>
-        </w:rPr>
-        <w:t xml:space="preserve"> синхронизации и уведомлений, а также индексы для поиска. Потоки данных между компонентами обеспечивают интеграцию модулей, синхронизацию с внешними сервисами и единое пространство для управления личной продуктивностью.</w:t>
-      </w:r>
+        <w:t>) и мессенджерами (Telegram, VK). Данные хранятся в девяти специализированных хранилищах, включая профили пользователей, задачи, события, заметки, привычки, настройки системы, а также индексы для поиска. Потоки данных между компонентами обеспечивают интеграцию модулей, синхронизацию с внешними сервисами и единое пространство для управления личной продуктивностью.</w:t>
+      </w:r>
+    </w:p>
+    <w:p>
+      <w:pPr>
+        <w:spacing w:after="0" w:line="360" w:lineRule="auto"/>
+        <w:ind w:left="-1560"/>
+        <w:jc w:val="both"/>
+        <w:rPr>
+          <w:rFonts w:ascii="Times New Roman" w:hAnsi="Times New Roman" w:cs="Times New Roman"/>
+          <w:sz w:val="28"/>
+          <w:szCs w:val="28"/>
+        </w:rPr>
+      </w:pPr>
+    </w:p>
+    <w:p>
+      <w:pPr>
+        <w:spacing w:after="0" w:line="360" w:lineRule="auto"/>
+        <w:ind w:left="-1560"/>
+        <w:jc w:val="both"/>
+        <w:rPr>
+          <w:rFonts w:ascii="Times New Roman" w:hAnsi="Times New Roman" w:cs="Times New Roman"/>
+          <w:sz w:val="28"/>
+          <w:szCs w:val="28"/>
+        </w:rPr>
+      </w:pPr>
+    </w:p>
+    <w:p>
+      <w:pPr>
+        <w:spacing w:after="0" w:line="360" w:lineRule="auto"/>
+        <w:ind w:left="-1560"/>
+        <w:jc w:val="both"/>
+        <w:rPr>
+          <w:rFonts w:ascii="Times New Roman" w:hAnsi="Times New Roman" w:cs="Times New Roman"/>
+          <w:sz w:val="28"/>
+          <w:szCs w:val="28"/>
+        </w:rPr>
+      </w:pPr>
+    </w:p>
+    <w:p>
+      <w:pPr>
+        <w:spacing w:after="0" w:line="360" w:lineRule="auto"/>
+        <w:ind w:left="-1560"/>
+        <w:jc w:val="both"/>
+        <w:rPr>
+          <w:rFonts w:ascii="Times New Roman" w:hAnsi="Times New Roman" w:cs="Times New Roman"/>
+          <w:sz w:val="28"/>
+          <w:szCs w:val="28"/>
+        </w:rPr>
+      </w:pPr>
     </w:p>
     <w:p>
       <w:pPr>
@@ -1632,7 +1601,16 @@
           <w:sz w:val="28"/>
           <w:szCs w:val="28"/>
         </w:rPr>
-        <w:t>синхронизация с внешними сервисами.</w:t>
+        <w:t>импорт данных из внешних сервисов</w:t>
+      </w:r>
+      <w:r>
+        <w:rPr>
+          <w:rFonts w:ascii="Times New Roman" w:hAnsi="Times New Roman" w:cs="Times New Roman"/>
+          <w:noProof/>
+          <w:sz w:val="28"/>
+          <w:szCs w:val="28"/>
+        </w:rPr>
+        <w:t>.</w:t>
       </w:r>
     </w:p>
     <w:p>
@@ -1742,7 +1720,7 @@
           <w:lang w:eastAsia="ru-RU"/>
         </w:rPr>
         <w:drawing>
-          <wp:inline distT="0" distB="0" distL="0" distR="0">
+          <wp:inline distT="0" distB="0" distL="0" distR="0" wp14:anchorId="7D3B3517" wp14:editId="6370A2B2">
             <wp:extent cx="7419315" cy="1791409"/>
             <wp:effectExtent l="0" t="0" r="0" b="0"/>
             <wp:docPr id="2" name="Рисунок 2"/>
@@ -1933,7 +1911,7 @@
           <w:lang w:eastAsia="ru-RU"/>
         </w:rPr>
         <w:drawing>
-          <wp:inline distT="0" distB="0" distL="0" distR="0">
+          <wp:inline distT="0" distB="0" distL="0" distR="0" wp14:anchorId="731E83DE" wp14:editId="313E31E4">
             <wp:extent cx="7455095" cy="1424289"/>
             <wp:effectExtent l="0" t="0" r="0" b="5080"/>
             <wp:docPr id="3" name="Рисунок 3"/>
@@ -2105,13 +2083,12 @@
       <w:r>
         <w:rPr>
           <w:noProof/>
-          <w:lang w:eastAsia="ru-RU"/>
         </w:rPr>
         <w:drawing>
-          <wp:inline distT="0" distB="0" distL="0" distR="0">
-            <wp:extent cx="7352665" cy="1890713"/>
-            <wp:effectExtent l="0" t="0" r="635" b="0"/>
-            <wp:docPr id="4" name="Рисунок 4"/>
+          <wp:inline distT="0" distB="0" distL="0" distR="0" wp14:anchorId="1F47E4FC" wp14:editId="77B68CA3">
+            <wp:extent cx="7297641" cy="1004742"/>
+            <wp:effectExtent l="0" t="0" r="0" b="5080"/>
+            <wp:docPr id="290602030" name="Рисунок 5"/>
             <wp:cNvGraphicFramePr>
               <a:graphicFrameLocks xmlns:a="http://schemas.openxmlformats.org/drawingml/2006/main" noChangeAspect="1"/>
             </wp:cNvGraphicFramePr>
@@ -2119,11 +2096,11 @@
               <a:graphicData uri="http://schemas.openxmlformats.org/drawingml/2006/picture">
                 <pic:pic xmlns:pic="http://schemas.openxmlformats.org/drawingml/2006/picture">
                   <pic:nvPicPr>
-                    <pic:cNvPr id="4" name="333.png"/>
+                    <pic:cNvPr id="290602030" name="Рисунок 290602030"/>
                     <pic:cNvPicPr/>
                   </pic:nvPicPr>
                   <pic:blipFill>
-                    <a:blip r:embed="rId11">
+                    <a:blip r:embed="rId11" cstate="print">
                       <a:extLst>
                         <a:ext uri="{28A0092B-C50C-407E-A947-70E740481C1C}">
                           <a14:useLocalDpi xmlns:a14="http://schemas.microsoft.com/office/drawing/2010/main" val="0"/>
@@ -2137,7 +2114,7 @@
                   <pic:spPr>
                     <a:xfrm>
                       <a:off x="0" y="0"/>
-                      <a:ext cx="7382155" cy="1898296"/>
+                      <a:ext cx="7411649" cy="1020439"/>
                     </a:xfrm>
                     <a:prstGeom prst="rect">
                       <a:avLst/>
@@ -2227,18 +2204,18 @@
           <w:sz w:val="28"/>
           <w:szCs w:val="28"/>
         </w:rPr>
-        <w:t xml:space="preserve">Модель процесса </w:t>
-      </w:r>
-      <w:r>
-        <w:rPr>
-          <w:rFonts w:ascii="Times New Roman" w:hAnsi="Times New Roman" w:cs="Times New Roman"/>
-          <w:i w:val="0"/>
-          <w:iCs w:val="0"/>
-          <w:color w:val="auto"/>
-          <w:sz w:val="28"/>
-          <w:szCs w:val="28"/>
-        </w:rPr>
-        <w:t>управление календарем и событиями</w:t>
+        <w:t>Модель процесса</w:t>
+      </w:r>
+      <w:r>
+        <w:rPr>
+          <w:rFonts w:ascii="Times New Roman" w:hAnsi="Times New Roman" w:cs="Times New Roman"/>
+          <w:i w:val="0"/>
+          <w:iCs w:val="0"/>
+          <w:color w:val="auto"/>
+          <w:sz w:val="28"/>
+          <w:szCs w:val="28"/>
+        </w:rPr>
+        <w:t xml:space="preserve"> импорта данных из внешних сервисов</w:t>
       </w:r>
     </w:p>
     <w:p>
@@ -2269,17 +2246,7 @@
           <w:sz w:val="28"/>
           <w:szCs w:val="28"/>
         </w:rPr>
-        <w:t xml:space="preserve"> представлена BPMN-модель процесса трекинга привычек. Целью данного процесса является отслеживание выполнения привычек и формирование статистики. Пользователь создает привычку с параметрами </w:t>
-      </w:r>
-      <w:r>
-        <w:rPr>
-          <w:rFonts w:ascii="Times New Roman" w:hAnsi="Times New Roman" w:cs="Times New Roman"/>
-          <w:noProof/>
-          <w:sz w:val="28"/>
-          <w:szCs w:val="28"/>
-        </w:rPr>
-        <w:lastRenderedPageBreak/>
-        <w:t>выполнения, система отправляет напоминания и отслеживает выполнение, обновляя статистику и серии выполнения.</w:t>
+        <w:t xml:space="preserve"> представлена BPMN-модель процесса трекинга привычек. Целью данного процесса является отслеживание выполнения привычек и формирование статистики. Пользователь создает привычку с параметрами выполнения, система отправляет напоминания и отслеживает выполнение, обновляя статистику и серии выполнения.</w:t>
       </w:r>
     </w:p>
     <w:p>
@@ -2292,8 +2259,9 @@
           <w:noProof/>
           <w:lang w:eastAsia="ru-RU"/>
         </w:rPr>
+        <w:lastRenderedPageBreak/>
         <w:drawing>
-          <wp:inline distT="0" distB="0" distL="0" distR="0">
+          <wp:inline distT="0" distB="0" distL="0" distR="0" wp14:anchorId="52B1C8E8" wp14:editId="225A27D3">
             <wp:extent cx="7443615" cy="1295400"/>
             <wp:effectExtent l="0" t="0" r="5080" b="0"/>
             <wp:docPr id="5" name="Рисунок 5"/>
@@ -2479,7 +2447,7 @@
           <w:lang w:eastAsia="ru-RU"/>
         </w:rPr>
         <w:drawing>
-          <wp:inline distT="0" distB="0" distL="0" distR="0">
+          <wp:inline distT="0" distB="0" distL="0" distR="0" wp14:anchorId="7451D672" wp14:editId="029CD1F9">
             <wp:extent cx="7463790" cy="1378100"/>
             <wp:effectExtent l="0" t="0" r="3810" b="0"/>
             <wp:docPr id="6" name="Рисунок 6"/>
@@ -2652,7 +2620,7 @@
           <w:lang w:eastAsia="ru-RU"/>
         </w:rPr>
         <w:drawing>
-          <wp:inline distT="0" distB="0" distL="0" distR="0">
+          <wp:inline distT="0" distB="0" distL="0" distR="0" wp14:anchorId="552FE8FD" wp14:editId="2A0A2035">
             <wp:extent cx="7248825" cy="1200421"/>
             <wp:effectExtent l="0" t="0" r="0" b="0"/>
             <wp:docPr id="7" name="Рисунок 7"/>
@@ -2775,6 +2743,8 @@
       </w:r>
     </w:p>
     <w:p/>
+    <w:p/>
+    <w:p/>
     <w:p>
       <w:pPr>
         <w:pStyle w:val="a3"/>
@@ -2883,7 +2853,7 @@
           <w:lang w:eastAsia="ru-RU"/>
         </w:rPr>
         <w:drawing>
-          <wp:inline distT="0" distB="0" distL="0" distR="0">
+          <wp:inline distT="0" distB="0" distL="0" distR="0" wp14:anchorId="61826A1E" wp14:editId="632DEB12">
             <wp:extent cx="6994307" cy="6681787"/>
             <wp:effectExtent l="0" t="0" r="0" b="5080"/>
             <wp:docPr id="12" name="Рисунок 12"/>
@@ -3208,8 +3178,6 @@
         </w:rPr>
         <w:t>Рисунок 12</w:t>
       </w:r>
-      <w:bookmarkStart w:id="0" w:name="_GoBack"/>
-      <w:bookmarkEnd w:id="0"/>
       <w:r>
         <w:rPr>
           <w:rFonts w:ascii="Times New Roman" w:hAnsi="Times New Roman" w:cs="Times New Roman"/>
@@ -3417,7 +3385,25 @@
           <w:sz w:val="28"/>
           <w:szCs w:val="28"/>
         </w:rPr>
-        <w:t>Интеграция с Google Calendar и Яндекс.Календарь для двусторонней синхронизации событий, как указано в функциональных требованиях модуля "Календарь". Связь осущест</w:t>
+        <w:t xml:space="preserve">Интеграция с Google Calendar и Яндекс.Календарь для </w:t>
+      </w:r>
+      <w:r>
+        <w:rPr>
+          <w:rFonts w:ascii="Times New Roman" w:hAnsi="Times New Roman" w:cs="Times New Roman"/>
+          <w:noProof/>
+          <w:sz w:val="28"/>
+          <w:szCs w:val="28"/>
+        </w:rPr>
+        <w:t>импорт</w:t>
+      </w:r>
+      <w:r>
+        <w:rPr>
+          <w:rFonts w:ascii="Times New Roman" w:hAnsi="Times New Roman" w:cs="Times New Roman"/>
+          <w:noProof/>
+          <w:sz w:val="28"/>
+          <w:szCs w:val="28"/>
+        </w:rPr>
+        <w:t xml:space="preserve"> событий, как указано в функциональных требованиях модуля "Календарь". Связь осущест</w:t>
       </w:r>
       <w:r>
         <w:rPr>
@@ -3448,7 +3434,25 @@
           <w:sz w:val="28"/>
           <w:szCs w:val="28"/>
         </w:rPr>
-        <w:t>Интеграция с Telegram и VK Мессенджер для отправки пользователям уведомлений. Используются соответствующие Bot API, и сервер может как сам отправлять сообщения, так и принимать входящие вебхуки для об</w:t>
+        <w:t>Интеграция с Telegram и VK Мессенджер для</w:t>
+      </w:r>
+      <w:r>
+        <w:rPr>
+          <w:rFonts w:ascii="Times New Roman" w:hAnsi="Times New Roman" w:cs="Times New Roman"/>
+          <w:noProof/>
+          <w:sz w:val="28"/>
+          <w:szCs w:val="28"/>
+        </w:rPr>
+        <w:t xml:space="preserve"> импорта заметок</w:t>
+      </w:r>
+      <w:r>
+        <w:rPr>
+          <w:rFonts w:ascii="Times New Roman" w:hAnsi="Times New Roman" w:cs="Times New Roman"/>
+          <w:noProof/>
+          <w:sz w:val="28"/>
+          <w:szCs w:val="28"/>
+        </w:rPr>
+        <w:t>. Используются соответствующие Bot API, и сервер может как сам отправлять сообщения, так и принимать входящие вебхуки для об</w:t>
       </w:r>
       <w:r>
         <w:rPr>
@@ -3574,7 +3578,7 @@
 </file>
 
 <file path=word/numbering.xml><?xml version="1.0" encoding="utf-8"?>
-<w:numbering xmlns:wpc="http://schemas.microsoft.com/office/word/2010/wordprocessingCanvas" xmlns:cx="http://schemas.microsoft.com/office/drawing/2014/chartex" xmlns:mc="http://schemas.openxmlformats.org/markup-compatibility/2006" xmlns:o="urn:schemas-microsoft-com:office:office" xmlns:r="http://schemas.openxmlformats.org/officeDocument/2006/relationships" xmlns:m="http://schemas.openxmlformats.org/officeDocument/2006/math" xmlns:v="urn:schemas-microsoft-com:vml" xmlns:wp14="http://schemas.microsoft.com/office/word/2010/wordprocessingDrawing" xmlns:wp="http://schemas.openxmlformats.org/drawingml/2006/wordprocessingDrawing" xmlns:w10="urn:schemas-microsoft-com:office:word" xmlns:w="http://schemas.openxmlformats.org/wordprocessingml/2006/main" xmlns:w14="http://schemas.microsoft.com/office/word/2010/wordml" xmlns:w15="http://schemas.microsoft.com/office/word/2012/wordml" xmlns:w16se="http://schemas.microsoft.com/office/word/2015/wordml/symex" xmlns:wpg="http://schemas.microsoft.com/office/word/2010/wordprocessingGroup" xmlns:wpi="http://schemas.microsoft.com/office/word/2010/wordprocessingInk" xmlns:wne="http://schemas.microsoft.com/office/word/2006/wordml" xmlns:wps="http://schemas.microsoft.com/office/word/2010/wordprocessingShape" mc:Ignorable="w14 w15 w16se wp14">
+<w:numbering xmlns:wpc="http://schemas.microsoft.com/office/word/2010/wordprocessingCanvas" xmlns:cx="http://schemas.microsoft.com/office/drawing/2014/chartex" xmlns:cx1="http://schemas.microsoft.com/office/drawing/2015/9/8/chartex" xmlns:cx2="http://schemas.microsoft.com/office/drawing/2015/10/21/chartex" xmlns:cx3="http://schemas.microsoft.com/office/drawing/2016/5/9/chartex" xmlns:cx4="http://schemas.microsoft.com/office/drawing/2016/5/10/chartex" xmlns:cx5="http://schemas.microsoft.com/office/drawing/2016/5/11/chartex" xmlns:cx6="http://schemas.microsoft.com/office/drawing/2016/5/12/chartex" xmlns:cx7="http://schemas.microsoft.com/office/drawing/2016/5/13/chartex" xmlns:cx8="http://schemas.microsoft.com/office/drawing/2016/5/14/chartex" xmlns:mc="http://schemas.openxmlformats.org/markup-compatibility/2006" xmlns:aink="http://schemas.microsoft.com/office/drawing/2016/ink" xmlns:am3d="http://schemas.microsoft.com/office/drawing/2017/model3d" xmlns:o="urn:schemas-microsoft-com:office:office" xmlns:oel="http://schemas.microsoft.com/office/2019/extlst" xmlns:r="http://schemas.openxmlformats.org/officeDocument/2006/relationships" xmlns:m="http://schemas.openxmlformats.org/officeDocument/2006/math" xmlns:v="urn:schemas-microsoft-com:vml" xmlns:wp14="http://schemas.microsoft.com/office/word/2010/wordprocessingDrawing" xmlns:wp="http://schemas.openxmlformats.org/drawingml/2006/wordprocessingDrawing" xmlns:w10="urn:schemas-microsoft-com:office:word" xmlns:w="http://schemas.openxmlformats.org/wordprocessingml/2006/main" xmlns:w14="http://schemas.microsoft.com/office/word/2010/wordml" xmlns:w15="http://schemas.microsoft.com/office/word/2012/wordml" xmlns:w16cex="http://schemas.microsoft.com/office/word/2018/wordml/cex" xmlns:w16cid="http://schemas.microsoft.com/office/word/2016/wordml/cid" xmlns:w16="http://schemas.microsoft.com/office/word/2018/wordml" xmlns:w16du="http://schemas.microsoft.com/office/word/2023/wordml/word16du" xmlns:w16sdtdh="http://schemas.microsoft.com/office/word/2020/wordml/sdtdatahash" xmlns:w16sdtfl="http://schemas.microsoft.com/office/word/2024/wordml/sdtformatlock" xmlns:w16se="http://schemas.microsoft.com/office/word/2015/wordml/symex" xmlns:wpg="http://schemas.microsoft.com/office/word/2010/wordprocessingGroup" xmlns:wpi="http://schemas.microsoft.com/office/word/2010/wordprocessingInk" xmlns:wne="http://schemas.microsoft.com/office/word/2006/wordml" xmlns:wps="http://schemas.microsoft.com/office/word/2010/wordprocessingShape" mc:Ignorable="w14 w15 w16se w16cid w16 w16cex w16sdtdh w16sdtfl w16du wp14">
   <w:abstractNum w:abstractNumId="0" w15:restartNumberingAfterBreak="0">
     <w:nsid w:val="00E624E1"/>
     <w:multiLevelType w:val="hybridMultilevel"/>
@@ -4116,26 +4120,26 @@
       </w:rPr>
     </w:lvl>
   </w:abstractNum>
-  <w:num w:numId="1">
+  <w:num w:numId="1" w16cid:durableId="1771394807">
     <w:abstractNumId w:val="1"/>
   </w:num>
-  <w:num w:numId="2">
+  <w:num w:numId="2" w16cid:durableId="1671637327">
     <w:abstractNumId w:val="4"/>
   </w:num>
-  <w:num w:numId="3">
+  <w:num w:numId="3" w16cid:durableId="15010858">
     <w:abstractNumId w:val="3"/>
   </w:num>
-  <w:num w:numId="4">
+  <w:num w:numId="4" w16cid:durableId="626549702">
     <w:abstractNumId w:val="0"/>
   </w:num>
-  <w:num w:numId="5">
+  <w:num w:numId="5" w16cid:durableId="37632726">
     <w:abstractNumId w:val="2"/>
   </w:num>
 </w:numbering>
 </file>
 
 <file path=word/styles.xml><?xml version="1.0" encoding="utf-8"?>
-<w:styles xmlns:mc="http://schemas.openxmlformats.org/markup-compatibility/2006" xmlns:r="http://schemas.openxmlformats.org/officeDocument/2006/relationships" xmlns:w="http://schemas.openxmlformats.org/wordprocessingml/2006/main" xmlns:w14="http://schemas.microsoft.com/office/word/2010/wordml" xmlns:w15="http://schemas.microsoft.com/office/word/2012/wordml" xmlns:w16se="http://schemas.microsoft.com/office/word/2015/wordml/symex" mc:Ignorable="w14 w15 w16se">
+<w:styles xmlns:mc="http://schemas.openxmlformats.org/markup-compatibility/2006" xmlns:r="http://schemas.openxmlformats.org/officeDocument/2006/relationships" xmlns:w="http://schemas.openxmlformats.org/wordprocessingml/2006/main" xmlns:w14="http://schemas.microsoft.com/office/word/2010/wordml" xmlns:w15="http://schemas.microsoft.com/office/word/2012/wordml" xmlns:w16cex="http://schemas.microsoft.com/office/word/2018/wordml/cex" xmlns:w16cid="http://schemas.microsoft.com/office/word/2016/wordml/cid" xmlns:w16="http://schemas.microsoft.com/office/word/2018/wordml" xmlns:w16du="http://schemas.microsoft.com/office/word/2023/wordml/word16du" xmlns:w16sdtdh="http://schemas.microsoft.com/office/word/2020/wordml/sdtdatahash" xmlns:w16sdtfl="http://schemas.microsoft.com/office/word/2024/wordml/sdtformatlock" xmlns:w16se="http://schemas.microsoft.com/office/word/2015/wordml/symex" mc:Ignorable="w14 w15 w16se w16cid w16 w16cex w16sdtdh w16sdtfl w16du">
   <w:docDefaults>
     <w:rPrDefault>
       <w:rPr>
@@ -4151,7 +4155,7 @@
       </w:pPr>
     </w:pPrDefault>
   </w:docDefaults>
-  <w:latentStyles w:defLockedState="0" w:defUIPriority="99" w:defSemiHidden="0" w:defUnhideWhenUsed="0" w:defQFormat="0" w:count="371">
+  <w:latentStyles w:defLockedState="0" w:defUIPriority="99" w:defSemiHidden="0" w:defUnhideWhenUsed="0" w:defQFormat="0" w:count="376">
     <w:lsdException w:name="Normal" w:uiPriority="0" w:qFormat="1"/>
     <w:lsdException w:name="heading 1" w:uiPriority="9" w:qFormat="1"/>
     <w:lsdException w:name="heading 2" w:semiHidden="1" w:uiPriority="9" w:unhideWhenUsed="1" w:qFormat="1"/>
@@ -4523,6 +4527,11 @@
     <w:lsdException w:name="List Table 5 Dark Accent 6" w:uiPriority="50"/>
     <w:lsdException w:name="List Table 6 Colorful Accent 6" w:uiPriority="51"/>
     <w:lsdException w:name="List Table 7 Colorful Accent 6" w:uiPriority="52"/>
+    <w:lsdException w:name="Mention" w:semiHidden="1" w:unhideWhenUsed="1"/>
+    <w:lsdException w:name="Smart Hyperlink" w:semiHidden="1" w:unhideWhenUsed="1"/>
+    <w:lsdException w:name="Hashtag" w:semiHidden="1" w:unhideWhenUsed="1"/>
+    <w:lsdException w:name="Unresolved Mention" w:semiHidden="1" w:unhideWhenUsed="1"/>
+    <w:lsdException w:name="Smart Link" w:semiHidden="1" w:unhideWhenUsed="1"/>
   </w:latentStyles>
   <w:style w:type="paragraph" w:default="1" w:styleId="a">
     <w:name w:val="Normal"/>
